--- a/01-engineering-source-documents/OT Project Workflow Design.docx
+++ b/01-engineering-source-documents/OT Project Workflow Design.docx
@@ -21,11 +21,14 @@
         <w:spacing w:before="240" w:after="240"/>
       </w:pPr>
       <w:r>
+        <w:rPr>
+          <w:sz w:val="20"/>
+        </w:rPr>
         <w:t>Operational Technology Graduate Demonstration Project</w:t>
         <w:br/>
         <w:t>Document: OT Project Workflow Design</w:t>
         <w:br/>
-        <w:t>Version: 0.1</w:t>
+        <w:t>Version: 0.2</w:t>
         <w:br/>
         <w:t>Status: Draft</w:t>
       </w:r>
@@ -6780,7 +6783,7 @@
         <w:drawing>
           <wp:inline>
             <wp:extent cx="5897880" cy="3997452"/>
-            <wp:docPr id="1" name="Picture 1"/>
+            <wp:docPr id="1" name="Picture 1" title="Formal SEC-A2 N0 to N5 workflow" descr="Operator/reviewer actions, source and OT functions, and graduate validation activities aligned across the N0 normal through N5 downstream-restored sequence."/>
             <wp:cNvGraphicFramePr>
               <a:graphicFrameLocks noChangeAspect="1"/>
             </wp:cNvGraphicFramePr>
@@ -12720,7 +12723,7 @@
         <w:drawing>
           <wp:inline>
             <wp:extent cx="5897880" cy="3440430"/>
-            <wp:docPr id="2" name="Picture 2"/>
+            <wp:docPr id="2" name="Picture 2" title="DEF-001 investigation, correction and revalidation workflow" descr="Preserved v1.0 failure leads through source-consequence investigation, SW-A23 endpoint correction record, same-build v1.1 repeat and formal N0 to N5 regression."/>
             <wp:cNvGraphicFramePr>
               <a:graphicFrameLocks noChangeAspect="1"/>
             </wp:cNvGraphicFramePr>
@@ -19290,6 +19293,60 @@
           </w:p>
         </w:tc>
       </w:tr>
+      <w:tr>
+        <w:trPr>
+          <w:cantSplit/>
+          <w:cantSplit/>
+        </w:trPr>
+        <w:tc>
+          <w:tcPr>
+            <w:tcW w:type="dxa" w:w="1700"/>
+            <w:tcMar>
+              <w:top w:w="80" w:type="dxa"/>
+              <w:start w:w="100" w:type="dxa"/>
+              <w:bottom w:w="80" w:type="dxa"/>
+              <w:end w:w="100" w:type="dxa"/>
+            </w:tcMar>
+            <w:vAlign w:val="center"/>
+          </w:tcPr>
+          <w:p>
+            <w:pPr>
+              <w:spacing w:before="20" w:after="20"/>
+            </w:pPr>
+            <w:r>
+              <w:rPr>
+                <w:rFonts w:ascii="Roboto Mono" w:hAnsi="Roboto Mono" w:eastAsia="Roboto Mono"/>
+                <w:color w:val="188038"/>
+                <w:sz w:val="16"/>
+              </w:rPr>
+              <w:t>AD-WF-017</w:t>
+            </w:r>
+          </w:p>
+        </w:tc>
+        <w:tc>
+          <w:tcPr>
+            <w:tcW w:type="dxa" w:w="7660"/>
+            <w:tcMar>
+              <w:top w:w="80" w:type="dxa"/>
+              <w:start w:w="100" w:type="dxa"/>
+              <w:bottom w:w="80" w:type="dxa"/>
+              <w:end w:w="100" w:type="dxa"/>
+            </w:tcMar>
+            <w:vAlign w:val="center"/>
+          </w:tcPr>
+          <w:p>
+            <w:pPr>
+              <w:spacing w:before="20" w:after="20"/>
+            </w:pPr>
+            <w:r>
+              <w:rPr>
+                <w:sz w:val="16"/>
+              </w:rPr>
+              <w:t>For the active fault, derive incident switchable boundaries from configuration, evaluate A/B/C evidence, expose only authorised OPEN actions and fully recalculate after every accepted command or valid telemetry update until all boundaries are proven OPEN and zero source paths remain.</w:t>
+            </w:r>
+          </w:p>
+        </w:tc>
+      </w:tr>
     </w:tbl>
     <w:p>
       <w:pPr>
@@ -19900,6 +19957,1350 @@
           <w:i w:val="0"/>
         </w:rPr>
         <w:t>The next lifecycle activity is Step 8 — Demonstrator Design. It shall translate these workflows and the System Architecture into a concrete local application design: module/API boundaries, persistent and run-scoped data structures, identifier formats, screen/view model, navigation, action availability presentation, evidence storage/export approach and implementation/test plan. Step 8 shall implement the approved engineering workflow rather than invent new operational decisions in code.</w:t>
+      </w:r>
+    </w:p>
+    <w:p>
+      <w:pPr>
+        <w:pStyle w:val="Heading1"/>
+        <w:keepNext/>
+      </w:pPr>
+      <w:r>
+        <w:t>27. Controlled Amendment — DC-003 Generic Isolation Workflow</w:t>
+      </w:r>
+    </w:p>
+    <w:p>
+      <w:pPr>
+        <w:pStyle w:val="Heading2"/>
+        <w:keepNext/>
+      </w:pPr>
+      <w:r>
+        <w:t>27.1 Entry and Derivation</w:t>
+      </w:r>
+    </w:p>
+    <w:tbl>
+      <w:tblPr>
+        <w:tblW w:type="auto" w:w="0"/>
+        <w:jc w:val="center"/>
+        <w:tblLayout w:type="fixed"/>
+        <w:tblLook w:firstColumn="1" w:firstRow="1" w:lastColumn="0" w:lastRow="0" w:noHBand="0" w:noVBand="1" w:val="04A0"/>
+        <w:tblBorders>
+          <w:top w:val="single" w:sz="10" w:space="0" w:color="000000"/>
+          <w:left w:val="single" w:sz="10" w:space="0" w:color="000000"/>
+          <w:bottom w:val="single" w:sz="10" w:space="0" w:color="000000"/>
+          <w:right w:val="single" w:sz="10" w:space="0" w:color="000000"/>
+          <w:insideH w:val="single" w:sz="10" w:space="0" w:color="000000"/>
+          <w:insideV w:val="single" w:sz="10" w:space="0" w:color="000000"/>
+        </w:tblBorders>
+      </w:tblPr>
+      <w:tblGrid>
+        <w:gridCol w:w="2340"/>
+        <w:gridCol w:w="2340"/>
+        <w:gridCol w:w="2340"/>
+        <w:gridCol w:w="2340"/>
+      </w:tblGrid>
+      <w:tr>
+        <w:trPr>
+          <w:tblHeader w:val="true"/>
+          <w:cantSplit/>
+        </w:trPr>
+        <w:tc>
+          <w:tcPr>
+            <w:tcW w:type="dxa" w:w="792"/>
+            <w:shd w:fill="E7E7E7"/>
+            <w:tcMar>
+              <w:top w:w="80" w:type="dxa"/>
+              <w:start w:w="100" w:type="dxa"/>
+              <w:bottom w:w="80" w:type="dxa"/>
+              <w:end w:w="100" w:type="dxa"/>
+            </w:tcMar>
+            <w:vAlign w:val="center"/>
+          </w:tcPr>
+          <w:p>
+            <w:pPr>
+              <w:spacing w:before="40" w:after="40"/>
+              <w:jc w:val="center"/>
+            </w:pPr>
+            <w:r>
+              <w:rPr>
+                <w:b/>
+                <w:sz w:val="15"/>
+              </w:rPr>
+              <w:t>Sequence</w:t>
+            </w:r>
+          </w:p>
+        </w:tc>
+        <w:tc>
+          <w:tcPr>
+            <w:tcW w:type="dxa" w:w="1800"/>
+            <w:shd w:fill="E7E7E7"/>
+            <w:tcMar>
+              <w:top w:w="80" w:type="dxa"/>
+              <w:start w:w="100" w:type="dxa"/>
+              <w:bottom w:w="80" w:type="dxa"/>
+              <w:end w:w="100" w:type="dxa"/>
+            </w:tcMar>
+            <w:vAlign w:val="center"/>
+          </w:tcPr>
+          <w:p>
+            <w:pPr>
+              <w:spacing w:before="40" w:after="40"/>
+              <w:jc w:val="center"/>
+            </w:pPr>
+            <w:r>
+              <w:rPr>
+                <w:b/>
+                <w:sz w:val="15"/>
+              </w:rPr>
+              <w:t>Actor / component</w:t>
+            </w:r>
+          </w:p>
+        </w:tc>
+        <w:tc>
+          <w:tcPr>
+            <w:tcW w:type="dxa" w:w="3888"/>
+            <w:shd w:fill="E7E7E7"/>
+            <w:tcMar>
+              <w:top w:w="80" w:type="dxa"/>
+              <w:start w:w="100" w:type="dxa"/>
+              <w:bottom w:w="80" w:type="dxa"/>
+              <w:end w:w="100" w:type="dxa"/>
+            </w:tcMar>
+            <w:vAlign w:val="center"/>
+          </w:tcPr>
+          <w:p>
+            <w:pPr>
+              <w:spacing w:before="40" w:after="40"/>
+              <w:jc w:val="center"/>
+            </w:pPr>
+            <w:r>
+              <w:rPr>
+                <w:b/>
+                <w:sz w:val="15"/>
+              </w:rPr>
+              <w:t>Controlled activity</w:t>
+            </w:r>
+          </w:p>
+        </w:tc>
+        <w:tc>
+          <w:tcPr>
+            <w:tcW w:type="dxa" w:w="2880"/>
+            <w:shd w:fill="E7E7E7"/>
+            <w:tcMar>
+              <w:top w:w="80" w:type="dxa"/>
+              <w:start w:w="100" w:type="dxa"/>
+              <w:bottom w:w="80" w:type="dxa"/>
+              <w:end w:w="100" w:type="dxa"/>
+            </w:tcMar>
+            <w:vAlign w:val="center"/>
+          </w:tcPr>
+          <w:p>
+            <w:pPr>
+              <w:spacing w:before="40" w:after="40"/>
+              <w:jc w:val="center"/>
+            </w:pPr>
+            <w:r>
+              <w:rPr>
+                <w:b/>
+                <w:sz w:val="15"/>
+              </w:rPr>
+              <w:t>Required result / record</w:t>
+            </w:r>
+          </w:p>
+        </w:tc>
+      </w:tr>
+      <w:tr>
+        <w:trPr>
+          <w:cantSplit/>
+        </w:trPr>
+        <w:tc>
+          <w:tcPr>
+            <w:tcW w:type="dxa" w:w="792"/>
+            <w:tcMar>
+              <w:top w:w="80" w:type="dxa"/>
+              <w:start w:w="100" w:type="dxa"/>
+              <w:bottom w:w="80" w:type="dxa"/>
+              <w:end w:w="100" w:type="dxa"/>
+            </w:tcMar>
+            <w:vAlign w:val="center"/>
+          </w:tcPr>
+          <w:p>
+            <w:pPr>
+              <w:spacing w:before="20" w:after="20"/>
+            </w:pPr>
+            <w:r>
+              <w:rPr>
+                <w:sz w:val="15"/>
+              </w:rPr>
+              <w:t>1</w:t>
+            </w:r>
+          </w:p>
+        </w:tc>
+        <w:tc>
+          <w:tcPr>
+            <w:tcW w:type="dxa" w:w="1800"/>
+            <w:tcMar>
+              <w:top w:w="80" w:type="dxa"/>
+              <w:start w:w="100" w:type="dxa"/>
+              <w:bottom w:w="80" w:type="dxa"/>
+              <w:end w:w="100" w:type="dxa"/>
+            </w:tcMar>
+            <w:vAlign w:val="center"/>
+          </w:tcPr>
+          <w:p>
+            <w:pPr>
+              <w:spacing w:before="20" w:after="20"/>
+            </w:pPr>
+            <w:r>
+              <w:rPr>
+                <w:sz w:val="15"/>
+              </w:rPr>
+              <w:t>Scenario Coordinator</w:t>
+            </w:r>
+          </w:p>
+        </w:tc>
+        <w:tc>
+          <w:tcPr>
+            <w:tcW w:type="dxa" w:w="3888"/>
+            <w:tcMar>
+              <w:top w:w="80" w:type="dxa"/>
+              <w:start w:w="100" w:type="dxa"/>
+              <w:bottom w:w="80" w:type="dxa"/>
+              <w:end w:w="100" w:type="dxa"/>
+            </w:tcMar>
+            <w:vAlign w:val="center"/>
+          </w:tcPr>
+          <w:p>
+            <w:pPr>
+              <w:spacing w:before="20" w:after="20"/>
+            </w:pPr>
+            <w:r>
+              <w:rPr>
+                <w:sz w:val="15"/>
+              </w:rPr>
+              <w:t>Receive the active fault section and current run/configuration revision.</w:t>
+            </w:r>
+          </w:p>
+        </w:tc>
+        <w:tc>
+          <w:tcPr>
+            <w:tcW w:type="dxa" w:w="2880"/>
+            <w:tcMar>
+              <w:top w:w="80" w:type="dxa"/>
+              <w:start w:w="100" w:type="dxa"/>
+              <w:bottom w:w="80" w:type="dxa"/>
+              <w:end w:w="100" w:type="dxa"/>
+            </w:tcMar>
+            <w:vAlign w:val="center"/>
+          </w:tcPr>
+          <w:p>
+            <w:pPr>
+              <w:spacing w:before="20" w:after="20"/>
+            </w:pPr>
+            <w:r>
+              <w:rPr>
+                <w:sz w:val="15"/>
+              </w:rPr>
+              <w:t>Active fault remains transient scenario state; formal mode remains SEC-A2.</w:t>
+            </w:r>
+          </w:p>
+        </w:tc>
+      </w:tr>
+      <w:tr>
+        <w:trPr>
+          <w:cantSplit/>
+        </w:trPr>
+        <w:tc>
+          <w:tcPr>
+            <w:tcW w:type="dxa" w:w="792"/>
+            <w:tcMar>
+              <w:top w:w="80" w:type="dxa"/>
+              <w:start w:w="100" w:type="dxa"/>
+              <w:bottom w:w="80" w:type="dxa"/>
+              <w:end w:w="100" w:type="dxa"/>
+            </w:tcMar>
+            <w:vAlign w:val="center"/>
+          </w:tcPr>
+          <w:p>
+            <w:pPr>
+              <w:spacing w:before="20" w:after="20"/>
+            </w:pPr>
+            <w:r>
+              <w:rPr>
+                <w:sz w:val="15"/>
+              </w:rPr>
+              <w:t>2</w:t>
+            </w:r>
+          </w:p>
+        </w:tc>
+        <w:tc>
+          <w:tcPr>
+            <w:tcW w:type="dxa" w:w="1800"/>
+            <w:tcMar>
+              <w:top w:w="80" w:type="dxa"/>
+              <w:start w:w="100" w:type="dxa"/>
+              <w:bottom w:w="80" w:type="dxa"/>
+              <w:end w:w="100" w:type="dxa"/>
+            </w:tcMar>
+            <w:vAlign w:val="center"/>
+          </w:tcPr>
+          <w:p>
+            <w:pPr>
+              <w:spacing w:before="20" w:after="20"/>
+            </w:pPr>
+            <w:r>
+              <w:rPr>
+                <w:sz w:val="15"/>
+              </w:rPr>
+              <w:t>Topology Processing</w:t>
+            </w:r>
+          </w:p>
+        </w:tc>
+        <w:tc>
+          <w:tcPr>
+            <w:tcW w:type="dxa" w:w="3888"/>
+            <w:tcMar>
+              <w:top w:w="80" w:type="dxa"/>
+              <w:start w:w="100" w:type="dxa"/>
+              <w:bottom w:w="80" w:type="dxa"/>
+              <w:end w:w="100" w:type="dxa"/>
+            </w:tcMar>
+            <w:vAlign w:val="center"/>
+          </w:tcPr>
+          <w:p>
+            <w:pPr>
+              <w:spacing w:before="20" w:after="20"/>
+            </w:pPr>
+            <w:r>
+              <w:rPr>
+                <w:sz w:val="15"/>
+              </w:rPr>
+              <w:t>Query the selected configuration for all directly incident switchable devices.</w:t>
+            </w:r>
+          </w:p>
+        </w:tc>
+        <w:tc>
+          <w:tcPr>
+            <w:tcW w:type="dxa" w:w="2880"/>
+            <w:tcMar>
+              <w:top w:w="80" w:type="dxa"/>
+              <w:start w:w="100" w:type="dxa"/>
+              <w:bottom w:w="80" w:type="dxa"/>
+              <w:end w:w="100" w:type="dxa"/>
+            </w:tcMar>
+            <w:vAlign w:val="center"/>
+          </w:tcPr>
+          <w:p>
+            <w:pPr>
+              <w:spacing w:before="20" w:after="20"/>
+            </w:pPr>
+            <w:r>
+              <w:rPr>
+                <w:sz w:val="15"/>
+              </w:rPr>
+              <w:t>Complete boundary-device set returned from connectivity; no section lookup.</w:t>
+            </w:r>
+          </w:p>
+        </w:tc>
+      </w:tr>
+      <w:tr>
+        <w:trPr>
+          <w:cantSplit/>
+        </w:trPr>
+        <w:tc>
+          <w:tcPr>
+            <w:tcW w:type="dxa" w:w="792"/>
+            <w:tcMar>
+              <w:top w:w="80" w:type="dxa"/>
+              <w:start w:w="100" w:type="dxa"/>
+              <w:bottom w:w="80" w:type="dxa"/>
+              <w:end w:w="100" w:type="dxa"/>
+            </w:tcMar>
+            <w:vAlign w:val="center"/>
+          </w:tcPr>
+          <w:p>
+            <w:pPr>
+              <w:spacing w:before="20" w:after="20"/>
+            </w:pPr>
+            <w:r>
+              <w:rPr>
+                <w:sz w:val="15"/>
+              </w:rPr>
+              <w:t>3</w:t>
+            </w:r>
+          </w:p>
+        </w:tc>
+        <w:tc>
+          <w:tcPr>
+            <w:tcW w:type="dxa" w:w="1800"/>
+            <w:tcMar>
+              <w:top w:w="80" w:type="dxa"/>
+              <w:start w:w="100" w:type="dxa"/>
+              <w:bottom w:w="80" w:type="dxa"/>
+              <w:end w:w="100" w:type="dxa"/>
+            </w:tcMar>
+            <w:vAlign w:val="center"/>
+          </w:tcPr>
+          <w:p>
+            <w:pPr>
+              <w:spacing w:before="20" w:after="20"/>
+            </w:pPr>
+            <w:r>
+              <w:rPr>
+                <w:sz w:val="15"/>
+              </w:rPr>
+              <w:t>Telemetry + Topology</w:t>
+            </w:r>
+          </w:p>
+        </w:tc>
+        <w:tc>
+          <w:tcPr>
+            <w:tcW w:type="dxa" w:w="3888"/>
+            <w:tcMar>
+              <w:top w:w="80" w:type="dxa"/>
+              <w:start w:w="100" w:type="dxa"/>
+              <w:bottom w:w="80" w:type="dxa"/>
+              <w:end w:w="100" w:type="dxa"/>
+            </w:tcMar>
+            <w:vAlign w:val="center"/>
+          </w:tcPr>
+          <w:p>
+            <w:pPr>
+              <w:spacing w:before="20" w:after="20"/>
+            </w:pPr>
+            <w:r>
+              <w:rPr>
+                <w:sz w:val="15"/>
+              </w:rPr>
+              <w:t>Evaluate each device value, quality, timestamp and freshness under Conditions A/B/C.</w:t>
+            </w:r>
+          </w:p>
+        </w:tc>
+        <w:tc>
+          <w:tcPr>
+            <w:tcW w:type="dxa" w:w="2880"/>
+            <w:tcMar>
+              <w:top w:w="80" w:type="dxa"/>
+              <w:start w:w="100" w:type="dxa"/>
+              <w:bottom w:w="80" w:type="dxa"/>
+              <w:end w:w="100" w:type="dxa"/>
+            </w:tcMar>
+            <w:vAlign w:val="center"/>
+          </w:tcPr>
+          <w:p>
+            <w:pPr>
+              <w:spacing w:before="20" w:after="20"/>
+            </w:pPr>
+            <w:r>
+              <w:rPr>
+                <w:sz w:val="15"/>
+              </w:rPr>
+              <w:t>Each boundary becomes PROVEN OPEN, PROVEN CLOSED or UNPROVEN with evidence/reason.</w:t>
+            </w:r>
+          </w:p>
+        </w:tc>
+      </w:tr>
+      <w:tr>
+        <w:trPr>
+          <w:cantSplit/>
+        </w:trPr>
+        <w:tc>
+          <w:tcPr>
+            <w:tcW w:type="dxa" w:w="792"/>
+            <w:tcMar>
+              <w:top w:w="80" w:type="dxa"/>
+              <w:start w:w="100" w:type="dxa"/>
+              <w:bottom w:w="80" w:type="dxa"/>
+              <w:end w:w="100" w:type="dxa"/>
+            </w:tcMar>
+            <w:vAlign w:val="center"/>
+          </w:tcPr>
+          <w:p>
+            <w:pPr>
+              <w:spacing w:before="20" w:after="20"/>
+            </w:pPr>
+            <w:r>
+              <w:rPr>
+                <w:sz w:val="15"/>
+              </w:rPr>
+              <w:t>4</w:t>
+            </w:r>
+          </w:p>
+        </w:tc>
+        <w:tc>
+          <w:tcPr>
+            <w:tcW w:type="dxa" w:w="1800"/>
+            <w:tcMar>
+              <w:top w:w="80" w:type="dxa"/>
+              <w:start w:w="100" w:type="dxa"/>
+              <w:bottom w:w="80" w:type="dxa"/>
+              <w:end w:w="100" w:type="dxa"/>
+            </w:tcMar>
+            <w:vAlign w:val="center"/>
+          </w:tcPr>
+          <w:p>
+            <w:pPr>
+              <w:spacing w:before="20" w:after="20"/>
+            </w:pPr>
+            <w:r>
+              <w:rPr>
+                <w:sz w:val="15"/>
+              </w:rPr>
+              <w:t>Coordinator</w:t>
+            </w:r>
+          </w:p>
+        </w:tc>
+        <w:tc>
+          <w:tcPr>
+            <w:tcW w:type="dxa" w:w="3888"/>
+            <w:tcMar>
+              <w:top w:w="80" w:type="dxa"/>
+              <w:start w:w="100" w:type="dxa"/>
+              <w:bottom w:w="80" w:type="dxa"/>
+              <w:end w:w="100" w:type="dxa"/>
+            </w:tcMar>
+            <w:vAlign w:val="center"/>
+          </w:tcPr>
+          <w:p>
+            <w:pPr>
+              <w:spacing w:before="20" w:after="20"/>
+            </w:pPr>
+            <w:r>
+              <w:rPr>
+                <w:sz w:val="15"/>
+              </w:rPr>
+              <w:t>Apply existing workflow, actor, revision and command gates to PROVEN CLOSED boundaries.</w:t>
+            </w:r>
+          </w:p>
+        </w:tc>
+        <w:tc>
+          <w:tcPr>
+            <w:tcW w:type="dxa" w:w="2880"/>
+            <w:tcMar>
+              <w:top w:w="80" w:type="dxa"/>
+              <w:start w:w="100" w:type="dxa"/>
+              <w:bottom w:w="80" w:type="dxa"/>
+              <w:end w:w="100" w:type="dxa"/>
+            </w:tcMar>
+            <w:vAlign w:val="center"/>
+          </w:tcPr>
+          <w:p>
+            <w:pPr>
+              <w:spacing w:before="20" w:after="20"/>
+            </w:pPr>
+            <w:r>
+              <w:rPr>
+                <w:sz w:val="15"/>
+              </w:rPr>
+              <w:t>Zero, one or multiple authorised OPEN actions may be available; no CLOSE isolation action.</w:t>
+            </w:r>
+          </w:p>
+        </w:tc>
+      </w:tr>
+      <w:tr>
+        <w:trPr>
+          <w:cantSplit/>
+        </w:trPr>
+        <w:tc>
+          <w:tcPr>
+            <w:tcW w:type="dxa" w:w="792"/>
+            <w:tcMar>
+              <w:top w:w="80" w:type="dxa"/>
+              <w:start w:w="100" w:type="dxa"/>
+              <w:bottom w:w="80" w:type="dxa"/>
+              <w:end w:w="100" w:type="dxa"/>
+            </w:tcMar>
+            <w:vAlign w:val="center"/>
+          </w:tcPr>
+          <w:p>
+            <w:pPr>
+              <w:spacing w:before="20" w:after="20"/>
+            </w:pPr>
+            <w:r>
+              <w:rPr>
+                <w:sz w:val="15"/>
+              </w:rPr>
+              <w:t>5</w:t>
+            </w:r>
+          </w:p>
+        </w:tc>
+        <w:tc>
+          <w:tcPr>
+            <w:tcW w:type="dxa" w:w="1800"/>
+            <w:tcMar>
+              <w:top w:w="80" w:type="dxa"/>
+              <w:start w:w="100" w:type="dxa"/>
+              <w:bottom w:w="80" w:type="dxa"/>
+              <w:end w:w="100" w:type="dxa"/>
+            </w:tcMar>
+            <w:vAlign w:val="center"/>
+          </w:tcPr>
+          <w:p>
+            <w:pPr>
+              <w:spacing w:before="20" w:after="20"/>
+            </w:pPr>
+            <w:r>
+              <w:rPr>
+                <w:sz w:val="15"/>
+              </w:rPr>
+              <w:t>Operator/reviewer</w:t>
+            </w:r>
+          </w:p>
+        </w:tc>
+        <w:tc>
+          <w:tcPr>
+            <w:tcW w:type="dxa" w:w="3888"/>
+            <w:tcMar>
+              <w:top w:w="80" w:type="dxa"/>
+              <w:start w:w="100" w:type="dxa"/>
+              <w:bottom w:w="80" w:type="dxa"/>
+              <w:end w:w="100" w:type="dxa"/>
+            </w:tcMar>
+            <w:vAlign w:val="center"/>
+          </w:tcPr>
+          <w:p>
+            <w:pPr>
+              <w:spacing w:before="20" w:after="20"/>
+            </w:pPr>
+            <w:r>
+              <w:rPr>
+                <w:sz w:val="15"/>
+              </w:rPr>
+              <w:t>Select at most one currently authorised OPEN action.</w:t>
+            </w:r>
+          </w:p>
+        </w:tc>
+        <w:tc>
+          <w:tcPr>
+            <w:tcW w:type="dxa" w:w="2880"/>
+            <w:tcMar>
+              <w:top w:w="80" w:type="dxa"/>
+              <w:start w:w="100" w:type="dxa"/>
+              <w:bottom w:w="80" w:type="dxa"/>
+              <w:end w:w="100" w:type="dxa"/>
+            </w:tcMar>
+            <w:vAlign w:val="center"/>
+          </w:tcPr>
+          <w:p>
+            <w:pPr>
+              <w:spacing w:before="20" w:after="20"/>
+            </w:pPr>
+            <w:r>
+              <w:rPr>
+                <w:sz w:val="15"/>
+              </w:rPr>
+              <w:t>Accepted command is recorded before derived recalculation.</w:t>
+            </w:r>
+          </w:p>
+        </w:tc>
+      </w:tr>
+      <w:tr>
+        <w:trPr>
+          <w:cantSplit/>
+        </w:trPr>
+        <w:tc>
+          <w:tcPr>
+            <w:tcW w:type="dxa" w:w="792"/>
+            <w:tcMar>
+              <w:top w:w="80" w:type="dxa"/>
+              <w:start w:w="100" w:type="dxa"/>
+              <w:bottom w:w="80" w:type="dxa"/>
+              <w:end w:w="100" w:type="dxa"/>
+            </w:tcMar>
+            <w:vAlign w:val="center"/>
+          </w:tcPr>
+          <w:p>
+            <w:pPr>
+              <w:spacing w:before="20" w:after="20"/>
+            </w:pPr>
+            <w:r>
+              <w:rPr>
+                <w:sz w:val="15"/>
+              </w:rPr>
+              <w:t>6</w:t>
+            </w:r>
+          </w:p>
+        </w:tc>
+        <w:tc>
+          <w:tcPr>
+            <w:tcW w:type="dxa" w:w="1800"/>
+            <w:tcMar>
+              <w:top w:w="80" w:type="dxa"/>
+              <w:start w:w="100" w:type="dxa"/>
+              <w:bottom w:w="80" w:type="dxa"/>
+              <w:end w:w="100" w:type="dxa"/>
+            </w:tcMar>
+            <w:vAlign w:val="center"/>
+          </w:tcPr>
+          <w:p>
+            <w:pPr>
+              <w:spacing w:before="20" w:after="20"/>
+            </w:pPr>
+            <w:r>
+              <w:rPr>
+                <w:sz w:val="15"/>
+              </w:rPr>
+              <w:t>Coordinator + domain engine</w:t>
+            </w:r>
+          </w:p>
+        </w:tc>
+        <w:tc>
+          <w:tcPr>
+            <w:tcW w:type="dxa" w:w="3888"/>
+            <w:tcMar>
+              <w:top w:w="80" w:type="dxa"/>
+              <w:start w:w="100" w:type="dxa"/>
+              <w:bottom w:w="80" w:type="dxa"/>
+              <w:end w:w="100" w:type="dxa"/>
+            </w:tcMar>
+            <w:vAlign w:val="center"/>
+          </w:tcPr>
+          <w:p>
+            <w:pPr>
+              <w:spacing w:before="20" w:after="20"/>
+            </w:pPr>
+            <w:r>
+              <w:rPr>
+                <w:sz w:val="15"/>
+              </w:rPr>
+              <w:t>Recalculate boundary status, available actions, topology, source paths, energisation, outage and proof.</w:t>
+            </w:r>
+          </w:p>
+        </w:tc>
+        <w:tc>
+          <w:tcPr>
+            <w:tcW w:type="dxa" w:w="2880"/>
+            <w:tcMar>
+              <w:top w:w="80" w:type="dxa"/>
+              <w:start w:w="100" w:type="dxa"/>
+              <w:bottom w:w="80" w:type="dxa"/>
+              <w:end w:w="100" w:type="dxa"/>
+            </w:tcMar>
+            <w:vAlign w:val="center"/>
+          </w:tcPr>
+          <w:p>
+            <w:pPr>
+              <w:spacing w:before="20" w:after="20"/>
+            </w:pPr>
+            <w:r>
+              <w:rPr>
+                <w:sz w:val="15"/>
+              </w:rPr>
+              <w:t>All derived records bind to the new revision; stale prior actions are invalid.</w:t>
+            </w:r>
+          </w:p>
+        </w:tc>
+      </w:tr>
+      <w:tr>
+        <w:trPr>
+          <w:cantSplit/>
+        </w:trPr>
+        <w:tc>
+          <w:tcPr>
+            <w:tcW w:type="dxa" w:w="792"/>
+            <w:tcMar>
+              <w:top w:w="80" w:type="dxa"/>
+              <w:start w:w="100" w:type="dxa"/>
+              <w:bottom w:w="80" w:type="dxa"/>
+              <w:end w:w="100" w:type="dxa"/>
+            </w:tcMar>
+            <w:vAlign w:val="center"/>
+          </w:tcPr>
+          <w:p>
+            <w:pPr>
+              <w:spacing w:before="20" w:after="20"/>
+            </w:pPr>
+            <w:r>
+              <w:rPr>
+                <w:sz w:val="15"/>
+              </w:rPr>
+              <w:t>7</w:t>
+            </w:r>
+          </w:p>
+        </w:tc>
+        <w:tc>
+          <w:tcPr>
+            <w:tcW w:type="dxa" w:w="1800"/>
+            <w:tcMar>
+              <w:top w:w="80" w:type="dxa"/>
+              <w:start w:w="100" w:type="dxa"/>
+              <w:bottom w:w="80" w:type="dxa"/>
+              <w:end w:w="100" w:type="dxa"/>
+            </w:tcMar>
+            <w:vAlign w:val="center"/>
+          </w:tcPr>
+          <w:p>
+            <w:pPr>
+              <w:spacing w:before="20" w:after="20"/>
+            </w:pPr>
+            <w:r>
+              <w:rPr>
+                <w:sz w:val="15"/>
+              </w:rPr>
+              <w:t>Workflow gate</w:t>
+            </w:r>
+          </w:p>
+        </w:tc>
+        <w:tc>
+          <w:tcPr>
+            <w:tcW w:type="dxa" w:w="3888"/>
+            <w:tcMar>
+              <w:top w:w="80" w:type="dxa"/>
+              <w:start w:w="100" w:type="dxa"/>
+              <w:bottom w:w="80" w:type="dxa"/>
+              <w:end w:w="100" w:type="dxa"/>
+            </w:tcMar>
+            <w:vAlign w:val="center"/>
+          </w:tcPr>
+          <w:p>
+            <w:pPr>
+              <w:spacing w:before="20" w:after="20"/>
+            </w:pPr>
+            <w:r>
+              <w:rPr>
+                <w:sz w:val="15"/>
+              </w:rPr>
+              <w:t>Repeat evidence correction or one-action execution as required.</w:t>
+            </w:r>
+          </w:p>
+        </w:tc>
+        <w:tc>
+          <w:tcPr>
+            <w:tcW w:type="dxa" w:w="2880"/>
+            <w:tcMar>
+              <w:top w:w="80" w:type="dxa"/>
+              <w:start w:w="100" w:type="dxa"/>
+              <w:bottom w:w="80" w:type="dxa"/>
+              <w:end w:w="100" w:type="dxa"/>
+            </w:tcMar>
+            <w:vAlign w:val="center"/>
+          </w:tcPr>
+          <w:p>
+            <w:pPr>
+              <w:spacing w:before="20" w:after="20"/>
+            </w:pPr>
+            <w:r>
+              <w:rPr>
+                <w:sz w:val="15"/>
+              </w:rPr>
+              <w:t>Isolation is complete only when every boundary is proven OPEN and zero active source paths reach the fault.</w:t>
+            </w:r>
+          </w:p>
+        </w:tc>
+      </w:tr>
+    </w:tbl>
+    <w:p>
+      <w:pPr>
+        <w:spacing w:after="0"/>
+      </w:pPr>
+    </w:p>
+    <w:p>
+      <w:pPr>
+        <w:pStyle w:val="Heading2"/>
+        <w:keepNext/>
+      </w:pPr>
+      <w:r>
+        <w:t>27.2 Evidence-Condition Branches</w:t>
+      </w:r>
+    </w:p>
+    <w:tbl>
+      <w:tblPr>
+        <w:tblW w:type="auto" w:w="0"/>
+        <w:jc w:val="center"/>
+        <w:tblLayout w:type="fixed"/>
+        <w:tblLook w:firstColumn="1" w:firstRow="1" w:lastColumn="0" w:lastRow="0" w:noHBand="0" w:noVBand="1" w:val="04A0"/>
+        <w:tblBorders>
+          <w:top w:val="single" w:sz="10" w:space="0" w:color="000000"/>
+          <w:left w:val="single" w:sz="10" w:space="0" w:color="000000"/>
+          <w:bottom w:val="single" w:sz="10" w:space="0" w:color="000000"/>
+          <w:right w:val="single" w:sz="10" w:space="0" w:color="000000"/>
+          <w:insideH w:val="single" w:sz="10" w:space="0" w:color="000000"/>
+          <w:insideV w:val="single" w:sz="10" w:space="0" w:color="000000"/>
+        </w:tblBorders>
+      </w:tblPr>
+      <w:tblGrid>
+        <w:gridCol w:w="2340"/>
+        <w:gridCol w:w="2340"/>
+        <w:gridCol w:w="2340"/>
+        <w:gridCol w:w="2340"/>
+      </w:tblGrid>
+      <w:tr>
+        <w:trPr>
+          <w:tblHeader w:val="true"/>
+          <w:cantSplit/>
+        </w:trPr>
+        <w:tc>
+          <w:tcPr>
+            <w:tcW w:type="dxa" w:w="1872"/>
+            <w:shd w:fill="E7E7E7"/>
+            <w:tcMar>
+              <w:top w:w="80" w:type="dxa"/>
+              <w:start w:w="100" w:type="dxa"/>
+              <w:bottom w:w="80" w:type="dxa"/>
+              <w:end w:w="100" w:type="dxa"/>
+            </w:tcMar>
+            <w:vAlign w:val="center"/>
+          </w:tcPr>
+          <w:p>
+            <w:pPr>
+              <w:spacing w:before="40" w:after="40"/>
+              <w:jc w:val="center"/>
+            </w:pPr>
+            <w:r>
+              <w:rPr>
+                <w:b/>
+                <w:sz w:val="16"/>
+              </w:rPr>
+              <w:t>Condition</w:t>
+            </w:r>
+          </w:p>
+        </w:tc>
+        <w:tc>
+          <w:tcPr>
+            <w:tcW w:type="dxa" w:w="2880"/>
+            <w:shd w:fill="E7E7E7"/>
+            <w:tcMar>
+              <w:top w:w="80" w:type="dxa"/>
+              <w:start w:w="100" w:type="dxa"/>
+              <w:bottom w:w="80" w:type="dxa"/>
+              <w:end w:w="100" w:type="dxa"/>
+            </w:tcMar>
+            <w:vAlign w:val="center"/>
+          </w:tcPr>
+          <w:p>
+            <w:pPr>
+              <w:spacing w:before="40" w:after="40"/>
+              <w:jc w:val="center"/>
+            </w:pPr>
+            <w:r>
+              <w:rPr>
+                <w:b/>
+                <w:sz w:val="16"/>
+              </w:rPr>
+              <w:t>Controlled evidence</w:t>
+            </w:r>
+          </w:p>
+        </w:tc>
+        <w:tc>
+          <w:tcPr>
+            <w:tcW w:type="dxa" w:w="2160"/>
+            <w:shd w:fill="E7E7E7"/>
+            <w:tcMar>
+              <w:top w:w="80" w:type="dxa"/>
+              <w:start w:w="100" w:type="dxa"/>
+              <w:bottom w:w="80" w:type="dxa"/>
+              <w:end w:w="100" w:type="dxa"/>
+            </w:tcMar>
+            <w:vAlign w:val="center"/>
+          </w:tcPr>
+          <w:p>
+            <w:pPr>
+              <w:spacing w:before="40" w:after="40"/>
+              <w:jc w:val="center"/>
+            </w:pPr>
+            <w:r>
+              <w:rPr>
+                <w:b/>
+                <w:sz w:val="16"/>
+              </w:rPr>
+              <w:t>Derived boundary result</w:t>
+            </w:r>
+          </w:p>
+        </w:tc>
+        <w:tc>
+          <w:tcPr>
+            <w:tcW w:type="dxa" w:w="2448"/>
+            <w:shd w:fill="E7E7E7"/>
+            <w:tcMar>
+              <w:top w:w="80" w:type="dxa"/>
+              <w:start w:w="100" w:type="dxa"/>
+              <w:bottom w:w="80" w:type="dxa"/>
+              <w:end w:w="100" w:type="dxa"/>
+            </w:tcMar>
+            <w:vAlign w:val="center"/>
+          </w:tcPr>
+          <w:p>
+            <w:pPr>
+              <w:spacing w:before="40" w:after="40"/>
+              <w:jc w:val="center"/>
+            </w:pPr>
+            <w:r>
+              <w:rPr>
+                <w:b/>
+                <w:sz w:val="16"/>
+              </w:rPr>
+              <w:t>Action treatment</w:t>
+            </w:r>
+          </w:p>
+        </w:tc>
+      </w:tr>
+      <w:tr>
+        <w:trPr>
+          <w:cantSplit/>
+        </w:trPr>
+        <w:tc>
+          <w:tcPr>
+            <w:tcW w:type="dxa" w:w="1872"/>
+            <w:tcMar>
+              <w:top w:w="80" w:type="dxa"/>
+              <w:start w:w="100" w:type="dxa"/>
+              <w:bottom w:w="80" w:type="dxa"/>
+              <w:end w:w="100" w:type="dxa"/>
+            </w:tcMar>
+            <w:vAlign w:val="center"/>
+          </w:tcPr>
+          <w:p>
+            <w:pPr>
+              <w:spacing w:before="20" w:after="20"/>
+            </w:pPr>
+            <w:r>
+              <w:rPr>
+                <w:sz w:val="16"/>
+              </w:rPr>
+              <w:t>A — trustworthy OPEN</w:t>
+            </w:r>
+          </w:p>
+        </w:tc>
+        <w:tc>
+          <w:tcPr>
+            <w:tcW w:type="dxa" w:w="2880"/>
+            <w:tcMar>
+              <w:top w:w="80" w:type="dxa"/>
+              <w:start w:w="100" w:type="dxa"/>
+              <w:bottom w:w="80" w:type="dxa"/>
+              <w:end w:w="100" w:type="dxa"/>
+            </w:tcMar>
+            <w:vAlign w:val="center"/>
+          </w:tcPr>
+          <w:p>
+            <w:pPr>
+              <w:spacing w:before="20" w:after="20"/>
+            </w:pPr>
+            <w:r>
+              <w:rPr>
+                <w:sz w:val="16"/>
+              </w:rPr>
+              <w:t>GOOD, FRESH, valid timestamp, observed OPEN</w:t>
+            </w:r>
+          </w:p>
+        </w:tc>
+        <w:tc>
+          <w:tcPr>
+            <w:tcW w:type="dxa" w:w="2160"/>
+            <w:tcMar>
+              <w:top w:w="80" w:type="dxa"/>
+              <w:start w:w="100" w:type="dxa"/>
+              <w:bottom w:w="80" w:type="dxa"/>
+              <w:end w:w="100" w:type="dxa"/>
+            </w:tcMar>
+            <w:vAlign w:val="center"/>
+          </w:tcPr>
+          <w:p>
+            <w:pPr>
+              <w:spacing w:before="20" w:after="20"/>
+            </w:pPr>
+            <w:r>
+              <w:rPr>
+                <w:sz w:val="16"/>
+              </w:rPr>
+              <w:t>PROVEN OPEN / SATISFIED</w:t>
+            </w:r>
+          </w:p>
+        </w:tc>
+        <w:tc>
+          <w:tcPr>
+            <w:tcW w:type="dxa" w:w="2448"/>
+            <w:tcMar>
+              <w:top w:w="80" w:type="dxa"/>
+              <w:start w:w="100" w:type="dxa"/>
+              <w:bottom w:w="80" w:type="dxa"/>
+              <w:end w:w="100" w:type="dxa"/>
+            </w:tcMar>
+            <w:vAlign w:val="center"/>
+          </w:tcPr>
+          <w:p>
+            <w:pPr>
+              <w:spacing w:before="20" w:after="20"/>
+            </w:pPr>
+            <w:r>
+              <w:rPr>
+                <w:sz w:val="16"/>
+              </w:rPr>
+              <w:t>No OPEN command is required or offered.</w:t>
+            </w:r>
+          </w:p>
+        </w:tc>
+      </w:tr>
+      <w:tr>
+        <w:trPr>
+          <w:cantSplit/>
+        </w:trPr>
+        <w:tc>
+          <w:tcPr>
+            <w:tcW w:type="dxa" w:w="1872"/>
+            <w:tcMar>
+              <w:top w:w="80" w:type="dxa"/>
+              <w:start w:w="100" w:type="dxa"/>
+              <w:bottom w:w="80" w:type="dxa"/>
+              <w:end w:w="100" w:type="dxa"/>
+            </w:tcMar>
+            <w:vAlign w:val="center"/>
+          </w:tcPr>
+          <w:p>
+            <w:pPr>
+              <w:spacing w:before="20" w:after="20"/>
+            </w:pPr>
+            <w:r>
+              <w:rPr>
+                <w:sz w:val="16"/>
+              </w:rPr>
+              <w:t>B — trustworthy CLOSED</w:t>
+            </w:r>
+          </w:p>
+        </w:tc>
+        <w:tc>
+          <w:tcPr>
+            <w:tcW w:type="dxa" w:w="2880"/>
+            <w:tcMar>
+              <w:top w:w="80" w:type="dxa"/>
+              <w:start w:w="100" w:type="dxa"/>
+              <w:bottom w:w="80" w:type="dxa"/>
+              <w:end w:w="100" w:type="dxa"/>
+            </w:tcMar>
+            <w:vAlign w:val="center"/>
+          </w:tcPr>
+          <w:p>
+            <w:pPr>
+              <w:spacing w:before="20" w:after="20"/>
+            </w:pPr>
+            <w:r>
+              <w:rPr>
+                <w:sz w:val="16"/>
+              </w:rPr>
+              <w:t>GOOD, FRESH, valid timestamp, observed CLOSED</w:t>
+            </w:r>
+          </w:p>
+        </w:tc>
+        <w:tc>
+          <w:tcPr>
+            <w:tcW w:type="dxa" w:w="2160"/>
+            <w:tcMar>
+              <w:top w:w="80" w:type="dxa"/>
+              <w:start w:w="100" w:type="dxa"/>
+              <w:bottom w:w="80" w:type="dxa"/>
+              <w:end w:w="100" w:type="dxa"/>
+            </w:tcMar>
+            <w:vAlign w:val="center"/>
+          </w:tcPr>
+          <w:p>
+            <w:pPr>
+              <w:spacing w:before="20" w:after="20"/>
+            </w:pPr>
+            <w:r>
+              <w:rPr>
+                <w:sz w:val="16"/>
+              </w:rPr>
+              <w:t>PROVEN CLOSED</w:t>
+            </w:r>
+          </w:p>
+        </w:tc>
+        <w:tc>
+          <w:tcPr>
+            <w:tcW w:type="dxa" w:w="2448"/>
+            <w:tcMar>
+              <w:top w:w="80" w:type="dxa"/>
+              <w:start w:w="100" w:type="dxa"/>
+              <w:bottom w:w="80" w:type="dxa"/>
+              <w:end w:w="100" w:type="dxa"/>
+            </w:tcMar>
+            <w:vAlign w:val="center"/>
+          </w:tcPr>
+          <w:p>
+            <w:pPr>
+              <w:spacing w:before="20" w:after="20"/>
+            </w:pPr>
+            <w:r>
+              <w:rPr>
+                <w:sz w:val="16"/>
+              </w:rPr>
+              <w:t>Offer an OPEN isolation action only when existing workflow and command gates authorise it.</w:t>
+            </w:r>
+          </w:p>
+        </w:tc>
+      </w:tr>
+      <w:tr>
+        <w:trPr>
+          <w:cantSplit/>
+        </w:trPr>
+        <w:tc>
+          <w:tcPr>
+            <w:tcW w:type="dxa" w:w="1872"/>
+            <w:tcMar>
+              <w:top w:w="80" w:type="dxa"/>
+              <w:start w:w="100" w:type="dxa"/>
+              <w:bottom w:w="80" w:type="dxa"/>
+              <w:end w:w="100" w:type="dxa"/>
+            </w:tcMar>
+            <w:vAlign w:val="center"/>
+          </w:tcPr>
+          <w:p>
+            <w:pPr>
+              <w:spacing w:before="20" w:after="20"/>
+            </w:pPr>
+            <w:r>
+              <w:rPr>
+                <w:sz w:val="16"/>
+              </w:rPr>
+              <w:t>C — untrustworthy or absent</w:t>
+            </w:r>
+          </w:p>
+        </w:tc>
+        <w:tc>
+          <w:tcPr>
+            <w:tcW w:type="dxa" w:w="2880"/>
+            <w:tcMar>
+              <w:top w:w="80" w:type="dxa"/>
+              <w:start w:w="100" w:type="dxa"/>
+              <w:bottom w:w="80" w:type="dxa"/>
+              <w:end w:w="100" w:type="dxa"/>
+            </w:tcMar>
+            <w:vAlign w:val="center"/>
+          </w:tcPr>
+          <w:p>
+            <w:pPr>
+              <w:spacing w:before="20" w:after="20"/>
+            </w:pPr>
+            <w:r>
+              <w:rPr>
+                <w:sz w:val="16"/>
+              </w:rPr>
+              <w:t>STALE, UNCERTAIN, BAD, INVALID_TIMESTAMP, or missing required telemetry</w:t>
+            </w:r>
+          </w:p>
+        </w:tc>
+        <w:tc>
+          <w:tcPr>
+            <w:tcW w:type="dxa" w:w="2160"/>
+            <w:tcMar>
+              <w:top w:w="80" w:type="dxa"/>
+              <w:start w:w="100" w:type="dxa"/>
+              <w:bottom w:w="80" w:type="dxa"/>
+              <w:end w:w="100" w:type="dxa"/>
+            </w:tcMar>
+            <w:vAlign w:val="center"/>
+          </w:tcPr>
+          <w:p>
+            <w:pPr>
+              <w:spacing w:before="20" w:after="20"/>
+            </w:pPr>
+            <w:r>
+              <w:rPr>
+                <w:sz w:val="16"/>
+              </w:rPr>
+              <w:t>UNPROVEN</w:t>
+            </w:r>
+          </w:p>
+        </w:tc>
+        <w:tc>
+          <w:tcPr>
+            <w:tcW w:type="dxa" w:w="2448"/>
+            <w:tcMar>
+              <w:top w:w="80" w:type="dxa"/>
+              <w:start w:w="100" w:type="dxa"/>
+              <w:bottom w:w="80" w:type="dxa"/>
+              <w:end w:w="100" w:type="dxa"/>
+            </w:tcMar>
+            <w:vAlign w:val="center"/>
+          </w:tcPr>
+          <w:p>
+            <w:pPr>
+              <w:spacing w:before="20" w:after="20"/>
+            </w:pPr>
+            <w:r>
+              <w:rPr>
+                <w:sz w:val="16"/>
+              </w:rPr>
+              <w:t>Do not offer a redundant OPEN command. Present the evidence deficiency; isolation cannot be completed until trustworthy evidence is restored.</w:t>
+            </w:r>
+          </w:p>
+        </w:tc>
+      </w:tr>
+    </w:tbl>
+    <w:p>
+      <w:pPr>
+        <w:spacing w:after="0"/>
+      </w:pPr>
+    </w:p>
+    <w:p>
+      <w:pPr>
+        <w:spacing w:before="120" w:after="120"/>
+      </w:pPr>
+      <w:r>
+        <w:rPr>
+          <w:b w:val="0"/>
+          <w:i w:val="0"/>
+        </w:rPr>
+        <w:t>Condition C never causes a redundant OPEN command merely because the reported state cannot be trusted. The workflow presents the exact telemetry deficiency and awaits a controlled valid update/refreshed observation. That update triggers the same full recalculation as a command. Source breakers opened by protection are processed through the same evidence conditions.</w:t>
+      </w:r>
+    </w:p>
+    <w:p>
+      <w:pPr>
+        <w:pStyle w:val="Heading2"/>
+        <w:keepNext/>
+      </w:pPr>
+      <w:r>
+        <w:t>27.3 Formal and Exploration Application</w:t>
+      </w:r>
+    </w:p>
+    <w:p>
+      <w:pPr>
+        <w:spacing w:before="120" w:after="120"/>
+      </w:pPr>
+      <w:r>
+        <w:rPr>
+          <w:b w:val="0"/>
+          <w:i w:val="0"/>
+        </w:rPr>
+        <w:t>In formal mode the generic workflow derives SW-A12 and SW-A23 for SEC-A2 and the approved deterministic procedure opens them in that order. After N2 proof, the existing next action remains BRK-A reclose to N3; alternate restoration assessment is not enabled until the N3 preconditions are met. In Exploration Mode, all eight represented sections use the same derivation and workflow, and feeder roles and outcomes remain run-specific and non-guaranteed.</w:t>
+      </w:r>
+    </w:p>
+    <w:p>
+      <w:pPr>
+        <w:pStyle w:val="Heading2"/>
+        <w:keepNext/>
+      </w:pPr>
+      <w:r>
+        <w:t>27.4 Lifecycle Gate</w:t>
+      </w:r>
+    </w:p>
+    <w:p>
+      <w:pPr>
+        <w:spacing w:before="120" w:after="120"/>
+      </w:pPr>
+      <w:r>
+        <w:rPr>
+          <w:b/>
+          <w:i w:val="0"/>
+        </w:rPr>
+        <w:t>DC-003 must be applied to every affected authoritative artefact and cross-document verified before final Step 9 acceptance and implementation authorisation. This lifecycle gate supersedes the former increment-specific draft wording. Implementation remains subject to a later explicit user authorisation.</w:t>
+      </w:r>
+    </w:p>
+    <w:p>
+      <w:pPr>
+        <w:spacing w:before="160" w:after="160"/>
+        <w:ind w:left="288" w:right="288"/>
+        <w:pBdr>
+          <w:bottom w:val="single" w:sz="12" w:color="188038"/>
+        </w:pBdr>
+      </w:pPr>
+      <w:r>
+        <w:rPr>
+          <w:b/>
+          <w:color w:val="188038"/>
+        </w:rPr>
+        <w:t>V2 Automation Candidate</w:t>
+      </w:r>
+      <w:r>
+        <w:t xml:space="preserve"> — A future assurance workflow could automatically compare boundary/action records across revisions and select affected regression tests. V1 preserves the deterministic sequence and engineer-controlled evidence review.</w:t>
       </w:r>
     </w:p>
     <w:sectPr>

--- a/01-engineering-source-documents/OT Project Workflow Design.docx
+++ b/01-engineering-source-documents/OT Project Workflow Design.docx
@@ -21,16 +21,13 @@
         <w:spacing w:before="240" w:after="240"/>
       </w:pPr>
       <w:r>
-        <w:rPr>
-          <w:sz w:val="20"/>
-        </w:rPr>
         <w:t>Operational Technology Graduate Demonstration Project</w:t>
         <w:br/>
         <w:t>Document: OT Project Workflow Design</w:t>
         <w:br/>
-        <w:t>Version: 0.2</w:t>
+        <w:t>Version: 0.3 — Proposed DC-005 controlled revision</w:t>
         <w:br/>
-        <w:t>Status: Draft</w:t>
+        <w:t>Status: Draft — proposed authoritative revision pending independent review; accepted baseline remains v0.2</w:t>
       </w:r>
     </w:p>
     <w:p>
@@ -21301,6 +21298,1071 @@
       </w:r>
       <w:r>
         <w:t xml:space="preserve"> — A future assurance workflow could automatically compare boundary/action records across revisions and select affected regression tests. V1 preserves the deterministic sequence and engineer-controlled evidence review.</w:t>
+      </w:r>
+    </w:p>
+    <w:p>
+      <w:pPr>
+        <w:pStyle w:val="Heading1"/>
+      </w:pPr>
+      <w:r>
+        <w:t>28. Proposed Controlled Amendment — DC-005 Validation Suspension Workflow</w:t>
+      </w:r>
+    </w:p>
+    <w:p>
+      <w:pPr/>
+      <w:r>
+        <w:t>This proposed workflow adds the missing controlled route for the five accepted suspension conditions. It does not change the formal N0–N5, negative telemetry, Exploration, defect/correction or operational-event workflows. A caller never selects BLOCKED-TEST; the validation-assurance authority derives it only from a finalised suspension record.</w:t>
+      </w:r>
+    </w:p>
+    <w:p>
+      <w:pPr>
+        <w:pStyle w:val="Heading2"/>
+      </w:pPr>
+      <w:r>
+        <w:t>28.1 Actors and Authority</w:t>
+      </w:r>
+    </w:p>
+    <w:tbl>
+      <w:tblPr>
+        <w:tblW w:type="dxa" w:w="9360"/>
+        <w:tblLayout w:type="fixed"/>
+        <w:tblLook w:firstColumn="1" w:firstRow="1" w:lastColumn="0" w:lastRow="0" w:noHBand="0" w:noVBand="1" w:val="04A0"/>
+        <w:jc w:val="left"/>
+        <w:tblInd w:type="dxa" w:w="120"/>
+      </w:tblPr>
+      <w:tblGrid>
+        <w:gridCol w:w="2059"/>
+        <w:gridCol w:w="4025"/>
+        <w:gridCol w:w="3276"/>
+      </w:tblGrid>
+      <w:tr>
+        <w:trPr>
+          <w:tblHeader w:val="true"/>
+        </w:trPr>
+        <w:tc>
+          <w:tcPr>
+            <w:tcW w:type="dxa" w:w="2059"/>
+            <w:shd w:fill="E7E6E6"/>
+            <w:tcMar>
+              <w:top w:w="80" w:type="dxa"/>
+              <w:start w:w="120" w:type="dxa"/>
+              <w:bottom w:w="80" w:type="dxa"/>
+              <w:end w:w="120" w:type="dxa"/>
+            </w:tcMar>
+            <w:vAlign w:val="center"/>
+          </w:tcPr>
+          <w:p>
+            <w:r>
+              <w:rPr>
+                <w:b/>
+              </w:rPr>
+              <w:t>Actor/function</w:t>
+            </w:r>
+          </w:p>
+        </w:tc>
+        <w:tc>
+          <w:tcPr>
+            <w:tcW w:type="dxa" w:w="4025"/>
+            <w:shd w:fill="E7E6E6"/>
+            <w:tcMar>
+              <w:top w:w="80" w:type="dxa"/>
+              <w:start w:w="120" w:type="dxa"/>
+              <w:bottom w:w="80" w:type="dxa"/>
+              <w:end w:w="120" w:type="dxa"/>
+            </w:tcMar>
+            <w:vAlign w:val="center"/>
+          </w:tcPr>
+          <w:p>
+            <w:r>
+              <w:rPr>
+                <w:b/>
+              </w:rPr>
+              <w:t>Permitted responsibility</w:t>
+            </w:r>
+          </w:p>
+        </w:tc>
+        <w:tc>
+          <w:tcPr>
+            <w:tcW w:type="dxa" w:w="3276"/>
+            <w:shd w:fill="E7E6E6"/>
+            <w:tcMar>
+              <w:top w:w="80" w:type="dxa"/>
+              <w:start w:w="120" w:type="dxa"/>
+              <w:bottom w:w="80" w:type="dxa"/>
+              <w:end w:w="120" w:type="dxa"/>
+            </w:tcMar>
+            <w:vAlign w:val="center"/>
+          </w:tcPr>
+          <w:p>
+            <w:r>
+              <w:rPr>
+                <w:b/>
+              </w:rPr>
+              <w:t>Prohibited action</w:t>
+            </w:r>
+          </w:p>
+        </w:tc>
+      </w:tr>
+      <w:tr>
+        <w:trPr/>
+        <w:tc>
+          <w:tcPr>
+            <w:tcW w:type="dxa" w:w="2059"/>
+            <w:tcMar>
+              <w:top w:w="80" w:type="dxa"/>
+              <w:start w:w="120" w:type="dxa"/>
+              <w:bottom w:w="80" w:type="dxa"/>
+              <w:end w:w="120" w:type="dxa"/>
+            </w:tcMar>
+            <w:vAlign w:val="center"/>
+          </w:tcPr>
+          <w:p>
+            <w:r>
+              <w:t>Graduate Engineer</w:t>
+            </w:r>
+          </w:p>
+        </w:tc>
+        <w:tc>
+          <w:tcPr>
+            <w:tcW w:type="dxa" w:w="4025"/>
+            <w:tcMar>
+              <w:top w:w="80" w:type="dxa"/>
+              <w:start w:w="120" w:type="dxa"/>
+              <w:bottom w:w="80" w:type="dxa"/>
+              <w:end w:w="120" w:type="dxa"/>
+            </w:tcMar>
+            <w:vAlign w:val="center"/>
+          </w:tcPr>
+          <w:p>
+            <w:r>
+              <w:t>Select controlled test/case; raise VSC-001/VSC-002 or pre-entry VSC-004 proposal with exact evidence; review backend-detected condition.</w:t>
+            </w:r>
+          </w:p>
+        </w:tc>
+        <w:tc>
+          <w:tcPr>
+            <w:tcW w:type="dxa" w:w="3276"/>
+            <w:tcMar>
+              <w:top w:w="80" w:type="dxa"/>
+              <w:start w:w="120" w:type="dxa"/>
+              <w:bottom w:w="80" w:type="dxa"/>
+              <w:end w:w="120" w:type="dxa"/>
+            </w:tcMar>
+            <w:vAlign w:val="center"/>
+          </w:tcPr>
+          <w:p>
+            <w:r>
+              <w:t>Self-finalise reviewer-controlled suspension; submit verdict/reason; use narrative instead of evidence.</w:t>
+            </w:r>
+          </w:p>
+        </w:tc>
+      </w:tr>
+      <w:tr>
+        <w:trPr/>
+        <w:tc>
+          <w:tcPr>
+            <w:tcW w:type="dxa" w:w="2059"/>
+            <w:tcMar>
+              <w:top w:w="80" w:type="dxa"/>
+              <w:start w:w="120" w:type="dxa"/>
+              <w:bottom w:w="80" w:type="dxa"/>
+              <w:end w:w="120" w:type="dxa"/>
+            </w:tcMar>
+            <w:vAlign w:val="center"/>
+          </w:tcPr>
+          <w:p>
+            <w:r>
+              <w:t>Independent Engineering Reviewer</w:t>
+            </w:r>
+          </w:p>
+        </w:tc>
+        <w:tc>
+          <w:tcPr>
+            <w:tcW w:type="dxa" w:w="4025"/>
+            <w:tcMar>
+              <w:top w:w="80" w:type="dxa"/>
+              <w:start w:w="120" w:type="dxa"/>
+              <w:bottom w:w="80" w:type="dxa"/>
+              <w:end w:w="120" w:type="dxa"/>
+            </w:tcMar>
+            <w:vAlign w:val="center"/>
+          </w:tcPr>
+          <w:p>
+            <w:r>
+              <w:t>Finalise or reject judgement-based condition after source/evidence review; identity remains audited.</w:t>
+            </w:r>
+          </w:p>
+        </w:tc>
+        <w:tc>
+          <w:tcPr>
+            <w:tcW w:type="dxa" w:w="3276"/>
+            <w:tcMar>
+              <w:top w:w="80" w:type="dxa"/>
+              <w:start w:w="120" w:type="dxa"/>
+              <w:bottom w:w="80" w:type="dxa"/>
+              <w:end w:w="120" w:type="dxa"/>
+            </w:tcMar>
+            <w:vAlign w:val="center"/>
+          </w:tcPr>
+          <w:p>
+            <w:r>
+              <w:t>Override backend resolver/time/integrity fact or alter finalised record.</w:t>
+            </w:r>
+          </w:p>
+        </w:tc>
+      </w:tr>
+      <w:tr>
+        <w:trPr/>
+        <w:tc>
+          <w:tcPr>
+            <w:tcW w:type="dxa" w:w="2059"/>
+            <w:tcMar>
+              <w:top w:w="80" w:type="dxa"/>
+              <w:start w:w="120" w:type="dxa"/>
+              <w:bottom w:w="80" w:type="dxa"/>
+              <w:end w:w="120" w:type="dxa"/>
+            </w:tcMar>
+            <w:vAlign w:val="center"/>
+          </w:tcPr>
+          <w:p>
+            <w:r>
+              <w:t>Backend Assurance</w:t>
+            </w:r>
+          </w:p>
+        </w:tc>
+        <w:tc>
+          <w:tcPr>
+            <w:tcW w:type="dxa" w:w="4025"/>
+            <w:tcMar>
+              <w:top w:w="80" w:type="dxa"/>
+              <w:start w:w="120" w:type="dxa"/>
+              <w:bottom w:w="80" w:type="dxa"/>
+              <w:end w:w="120" w:type="dxa"/>
+            </w:tcMar>
+            <w:vAlign w:val="center"/>
+          </w:tcPr>
+          <w:p>
+            <w:r>
+              <w:t>Detect/verify VSC-003, runtime VSC-004 and VSC-005; validate provenance; generate deterministic reason; atomically finalise authorised record.</w:t>
+            </w:r>
+          </w:p>
+        </w:tc>
+        <w:tc>
+          <w:tcPr>
+            <w:tcW w:type="dxa" w:w="3276"/>
+            <w:tcMar>
+              <w:top w:w="80" w:type="dxa"/>
+              <w:start w:w="120" w:type="dxa"/>
+              <w:bottom w:w="80" w:type="dxa"/>
+              <w:end w:w="120" w:type="dxa"/>
+            </w:tcMar>
+            <w:vAlign w:val="center"/>
+          </w:tcPr>
+          <w:p>
+            <w:r>
+              <w:t>Infer engineering judgement; accept arbitrary free text/evidence; create fictional run.</w:t>
+            </w:r>
+          </w:p>
+        </w:tc>
+      </w:tr>
+      <w:tr>
+        <w:trPr/>
+        <w:tc>
+          <w:tcPr>
+            <w:tcW w:type="dxa" w:w="2059"/>
+            <w:tcMar>
+              <w:top w:w="80" w:type="dxa"/>
+              <w:start w:w="120" w:type="dxa"/>
+              <w:bottom w:w="80" w:type="dxa"/>
+              <w:end w:w="120" w:type="dxa"/>
+            </w:tcMar>
+            <w:vAlign w:val="center"/>
+          </w:tcPr>
+          <w:p>
+            <w:r>
+              <w:t>Operator/Reviewer UI</w:t>
+            </w:r>
+          </w:p>
+        </w:tc>
+        <w:tc>
+          <w:tcPr>
+            <w:tcW w:type="dxa" w:w="4025"/>
+            <w:tcMar>
+              <w:top w:w="80" w:type="dxa"/>
+              <w:start w:w="120" w:type="dxa"/>
+              <w:bottom w:w="80" w:type="dxa"/>
+              <w:end w:w="120" w:type="dxa"/>
+            </w:tcMar>
+            <w:vAlign w:val="center"/>
+          </w:tcPr>
+          <w:p>
+            <w:r>
+              <w:t>Present condition/evidence/authority state and submit permitted request/review action.</w:t>
+            </w:r>
+          </w:p>
+        </w:tc>
+        <w:tc>
+          <w:tcPr>
+            <w:tcW w:type="dxa" w:w="3276"/>
+            <w:tcMar>
+              <w:top w:w="80" w:type="dxa"/>
+              <w:start w:w="120" w:type="dxa"/>
+              <w:bottom w:w="80" w:type="dxa"/>
+              <w:end w:w="120" w:type="dxa"/>
+            </w:tcMar>
+            <w:vAlign w:val="center"/>
+          </w:tcPr>
+          <w:p>
+            <w:r>
+              <w:t>Calculate eligibility, choose BLOCKED-TEST or modify evidence membership after finalisation.</w:t>
+            </w:r>
+          </w:p>
+        </w:tc>
+      </w:tr>
+    </w:tbl>
+    <w:p/>
+    <w:p>
+      <w:pPr>
+        <w:pStyle w:val="Heading2"/>
+      </w:pPr>
+      <w:r>
+        <w:t>28.2 Pre-Execution Entry Suspension</w:t>
+      </w:r>
+    </w:p>
+    <w:tbl>
+      <w:tblPr>
+        <w:tblW w:type="dxa" w:w="9360"/>
+        <w:tblLayout w:type="fixed"/>
+        <w:tblLook w:firstColumn="1" w:firstRow="1" w:lastColumn="0" w:lastRow="0" w:noHBand="0" w:noVBand="1" w:val="04A0"/>
+        <w:jc w:val="left"/>
+        <w:tblInd w:type="dxa" w:w="120"/>
+      </w:tblPr>
+      <w:tblGrid>
+        <w:gridCol w:w="1404"/>
+        <w:gridCol w:w="2059"/>
+        <w:gridCol w:w="3650"/>
+        <w:gridCol w:w="2247"/>
+      </w:tblGrid>
+      <w:tr>
+        <w:trPr>
+          <w:tblHeader w:val="true"/>
+        </w:trPr>
+        <w:tc>
+          <w:tcPr>
+            <w:tcW w:type="dxa" w:w="1404"/>
+            <w:shd w:fill="E7E7E7"/>
+            <w:tcMar>
+              <w:top w:w="80" w:type="dxa"/>
+              <w:start w:w="120" w:type="dxa"/>
+              <w:bottom w:w="80" w:type="dxa"/>
+              <w:end w:w="120" w:type="dxa"/>
+            </w:tcMar>
+            <w:vAlign w:val="center"/>
+          </w:tcPr>
+          <w:p>
+            <w:r>
+              <w:rPr>
+                <w:b/>
+              </w:rPr>
+              <w:t>Step</w:t>
+            </w:r>
+          </w:p>
+        </w:tc>
+        <w:tc>
+          <w:tcPr>
+            <w:tcW w:type="dxa" w:w="2059"/>
+            <w:shd w:fill="E7E7E7"/>
+            <w:tcMar>
+              <w:top w:w="80" w:type="dxa"/>
+              <w:start w:w="120" w:type="dxa"/>
+              <w:bottom w:w="80" w:type="dxa"/>
+              <w:end w:w="120" w:type="dxa"/>
+            </w:tcMar>
+            <w:vAlign w:val="center"/>
+          </w:tcPr>
+          <w:p>
+            <w:r>
+              <w:rPr>
+                <w:b/>
+              </w:rPr>
+              <w:t>Actor/function</w:t>
+            </w:r>
+          </w:p>
+        </w:tc>
+        <w:tc>
+          <w:tcPr>
+            <w:tcW w:type="dxa" w:w="3650"/>
+            <w:shd w:fill="E7E7E7"/>
+            <w:tcMar>
+              <w:top w:w="80" w:type="dxa"/>
+              <w:start w:w="120" w:type="dxa"/>
+              <w:bottom w:w="80" w:type="dxa"/>
+              <w:end w:w="120" w:type="dxa"/>
+            </w:tcMar>
+            <w:vAlign w:val="center"/>
+          </w:tcPr>
+          <w:p>
+            <w:r>
+              <w:rPr>
+                <w:b/>
+              </w:rPr>
+              <w:t>Controlled activity</w:t>
+            </w:r>
+          </w:p>
+        </w:tc>
+        <w:tc>
+          <w:tcPr>
+            <w:tcW w:type="dxa" w:w="2247"/>
+            <w:shd w:fill="E7E7E7"/>
+            <w:tcMar>
+              <w:top w:w="80" w:type="dxa"/>
+              <w:start w:w="120" w:type="dxa"/>
+              <w:bottom w:w="80" w:type="dxa"/>
+              <w:end w:w="120" w:type="dxa"/>
+            </w:tcMar>
+            <w:vAlign w:val="center"/>
+          </w:tcPr>
+          <w:p>
+            <w:r>
+              <w:rPr>
+                <w:b/>
+              </w:rPr>
+              <w:t>Required result/record</w:t>
+            </w:r>
+          </w:p>
+        </w:tc>
+      </w:tr>
+      <w:tr>
+        <w:trPr/>
+        <w:tc>
+          <w:tcPr>
+            <w:tcW w:type="dxa" w:w="1404"/>
+            <w:tcMar>
+              <w:top w:w="80" w:type="dxa"/>
+              <w:start w:w="120" w:type="dxa"/>
+              <w:bottom w:w="80" w:type="dxa"/>
+              <w:end w:w="120" w:type="dxa"/>
+            </w:tcMar>
+            <w:vAlign w:val="center"/>
+          </w:tcPr>
+          <w:p>
+            <w:r>
+              <w:t>SUS-PRE-01</w:t>
+            </w:r>
+          </w:p>
+        </w:tc>
+        <w:tc>
+          <w:tcPr>
+            <w:tcW w:type="dxa" w:w="2059"/>
+            <w:tcMar>
+              <w:top w:w="80" w:type="dxa"/>
+              <w:start w:w="120" w:type="dxa"/>
+              <w:bottom w:w="80" w:type="dxa"/>
+              <w:end w:w="120" w:type="dxa"/>
+            </w:tcMar>
+            <w:vAlign w:val="center"/>
+          </w:tcPr>
+          <w:p>
+            <w:r>
+              <w:t>Graduate Engineer / Validation</w:t>
+            </w:r>
+          </w:p>
+        </w:tc>
+        <w:tc>
+          <w:tcPr>
+            <w:tcW w:type="dxa" w:w="3650"/>
+            <w:tcMar>
+              <w:top w:w="80" w:type="dxa"/>
+              <w:start w:w="120" w:type="dxa"/>
+              <w:bottom w:w="80" w:type="dxa"/>
+              <w:end w:w="120" w:type="dxa"/>
+            </w:tcMar>
+            <w:vAlign w:val="center"/>
+          </w:tcPr>
+          <w:p>
+            <w:r>
+              <w:t>Select approved test/case and request entry checks against current catalogue/build/input identities.</w:t>
+            </w:r>
+          </w:p>
+        </w:tc>
+        <w:tc>
+          <w:tcPr>
+            <w:tcW w:type="dxa" w:w="2247"/>
+            <w:tcMar>
+              <w:top w:w="80" w:type="dxa"/>
+              <w:start w:w="120" w:type="dxa"/>
+              <w:bottom w:w="80" w:type="dxa"/>
+              <w:end w:w="120" w:type="dxa"/>
+            </w:tcMar>
+            <w:vAlign w:val="center"/>
+          </w:tcPr>
+          <w:p>
+            <w:r>
+              <w:t>No run/execution created yet.</w:t>
+            </w:r>
+          </w:p>
+        </w:tc>
+      </w:tr>
+      <w:tr>
+        <w:trPr/>
+        <w:tc>
+          <w:tcPr>
+            <w:tcW w:type="dxa" w:w="1404"/>
+            <w:tcMar>
+              <w:top w:w="80" w:type="dxa"/>
+              <w:start w:w="120" w:type="dxa"/>
+              <w:bottom w:w="80" w:type="dxa"/>
+              <w:end w:w="120" w:type="dxa"/>
+            </w:tcMar>
+            <w:vAlign w:val="center"/>
+          </w:tcPr>
+          <w:p>
+            <w:r>
+              <w:t>SUS-PRE-02</w:t>
+            </w:r>
+          </w:p>
+        </w:tc>
+        <w:tc>
+          <w:tcPr>
+            <w:tcW w:type="dxa" w:w="2059"/>
+            <w:tcMar>
+              <w:top w:w="80" w:type="dxa"/>
+              <w:start w:w="120" w:type="dxa"/>
+              <w:bottom w:w="80" w:type="dxa"/>
+              <w:end w:w="120" w:type="dxa"/>
+            </w:tcMar>
+            <w:vAlign w:val="center"/>
+          </w:tcPr>
+          <w:p>
+            <w:r>
+              <w:t>Assurance authority</w:t>
+            </w:r>
+          </w:p>
+        </w:tc>
+        <w:tc>
+          <w:tcPr>
+            <w:tcW w:type="dxa" w:w="3650"/>
+            <w:tcMar>
+              <w:top w:w="80" w:type="dxa"/>
+              <w:start w:w="120" w:type="dxa"/>
+              <w:bottom w:w="80" w:type="dxa"/>
+              <w:end w:w="120" w:type="dxa"/>
+            </w:tcMar>
+            <w:vAlign w:val="center"/>
+          </w:tcPr>
+          <w:p>
+            <w:r>
+              <w:t>Evaluate only VSC-001–VSC-005 using its exact evidence/authority contract.</w:t>
+            </w:r>
+          </w:p>
+        </w:tc>
+        <w:tc>
+          <w:tcPr>
+            <w:tcW w:type="dxa" w:w="2247"/>
+            <w:tcMar>
+              <w:top w:w="80" w:type="dxa"/>
+              <w:start w:w="120" w:type="dxa"/>
+              <w:bottom w:w="80" w:type="dxa"/>
+              <w:end w:w="120" w:type="dxa"/>
+            </w:tcMar>
+            <w:vAlign w:val="center"/>
+          </w:tcPr>
+          <w:p>
+            <w:r>
+              <w:t>Unsupported/missing evidence rejected; ordinary no-attempt remains NOT RUN.</w:t>
+            </w:r>
+          </w:p>
+        </w:tc>
+      </w:tr>
+      <w:tr>
+        <w:trPr/>
+        <w:tc>
+          <w:tcPr>
+            <w:tcW w:type="dxa" w:w="1404"/>
+            <w:tcMar>
+              <w:top w:w="80" w:type="dxa"/>
+              <w:start w:w="120" w:type="dxa"/>
+              <w:bottom w:w="80" w:type="dxa"/>
+              <w:end w:w="120" w:type="dxa"/>
+            </w:tcMar>
+            <w:vAlign w:val="center"/>
+          </w:tcPr>
+          <w:p>
+            <w:r>
+              <w:t>SUS-PRE-03</w:t>
+            </w:r>
+          </w:p>
+        </w:tc>
+        <w:tc>
+          <w:tcPr>
+            <w:tcW w:type="dxa" w:w="2059"/>
+            <w:tcMar>
+              <w:top w:w="80" w:type="dxa"/>
+              <w:start w:w="120" w:type="dxa"/>
+              <w:bottom w:w="80" w:type="dxa"/>
+              <w:end w:w="120" w:type="dxa"/>
+            </w:tcMar>
+            <w:vAlign w:val="center"/>
+          </w:tcPr>
+          <w:p>
+            <w:r>
+              <w:t>Graduate Engineer / Reviewer or Backend</w:t>
+            </w:r>
+          </w:p>
+        </w:tc>
+        <w:tc>
+          <w:tcPr>
+            <w:tcW w:type="dxa" w:w="3650"/>
+            <w:tcMar>
+              <w:top w:w="80" w:type="dxa"/>
+              <w:start w:w="120" w:type="dxa"/>
+              <w:bottom w:w="80" w:type="dxa"/>
+              <w:end w:w="120" w:type="dxa"/>
+            </w:tcMar>
+            <w:vAlign w:val="center"/>
+          </w:tcPr>
+          <w:p>
+            <w:r>
+              <w:t>Complete condition-specific source review or machine verification.</w:t>
+            </w:r>
+          </w:p>
+        </w:tc>
+        <w:tc>
+          <w:tcPr>
+            <w:tcW w:type="dxa" w:w="2247"/>
+            <w:tcMar>
+              <w:top w:w="80" w:type="dxa"/>
+              <w:start w:w="120" w:type="dxa"/>
+              <w:bottom w:w="80" w:type="dxa"/>
+              <w:end w:w="120" w:type="dxa"/>
+            </w:tcMar>
+            <w:vAlign w:val="center"/>
+          </w:tcPr>
+          <w:p>
+            <w:r>
+              <w:t>Draft suspension binds test/case and available provenance; explicit PRE_EXECUTION_ENTRY.</w:t>
+            </w:r>
+          </w:p>
+        </w:tc>
+      </w:tr>
+      <w:tr>
+        <w:trPr/>
+        <w:tc>
+          <w:tcPr>
+            <w:tcW w:type="dxa" w:w="1404"/>
+            <w:tcMar>
+              <w:top w:w="80" w:type="dxa"/>
+              <w:start w:w="120" w:type="dxa"/>
+              <w:bottom w:w="80" w:type="dxa"/>
+              <w:end w:w="120" w:type="dxa"/>
+            </w:tcMar>
+            <w:vAlign w:val="center"/>
+          </w:tcPr>
+          <w:p>
+            <w:r>
+              <w:t>SUS-PRE-04</w:t>
+            </w:r>
+          </w:p>
+        </w:tc>
+        <w:tc>
+          <w:tcPr>
+            <w:tcW w:type="dxa" w:w="2059"/>
+            <w:tcMar>
+              <w:top w:w="80" w:type="dxa"/>
+              <w:start w:w="120" w:type="dxa"/>
+              <w:bottom w:w="80" w:type="dxa"/>
+              <w:end w:w="120" w:type="dxa"/>
+            </w:tcMar>
+            <w:vAlign w:val="center"/>
+          </w:tcPr>
+          <w:p>
+            <w:r>
+              <w:t>Assurance authority</w:t>
+            </w:r>
+          </w:p>
+        </w:tc>
+        <w:tc>
+          <w:tcPr>
+            <w:tcW w:type="dxa" w:w="3650"/>
+            <w:tcMar>
+              <w:top w:w="80" w:type="dxa"/>
+              <w:start w:w="120" w:type="dxa"/>
+              <w:bottom w:w="80" w:type="dxa"/>
+              <w:end w:w="120" w:type="dxa"/>
+            </w:tcMar>
+            <w:vAlign w:val="center"/>
+          </w:tcPr>
+          <w:p>
+            <w:r>
+              <w:t>Independently finalise judgement record or reproduce backend fact; generate controlled reason/fingerprint.</w:t>
+            </w:r>
+          </w:p>
+        </w:tc>
+        <w:tc>
+          <w:tcPr>
+            <w:tcW w:type="dxa" w:w="2247"/>
+            <w:tcMar>
+              <w:top w:w="80" w:type="dxa"/>
+              <w:start w:w="120" w:type="dxa"/>
+              <w:bottom w:w="80" w:type="dxa"/>
+              <w:end w:w="120" w:type="dxa"/>
+            </w:tcMar>
+            <w:vAlign w:val="center"/>
+          </w:tcPr>
+          <w:p>
+            <w:r>
+              <w:t>Immutable ValidationSuspensionRecord = BLOCKED-TEST; still no fictional run/execution.</w:t>
+            </w:r>
+          </w:p>
+        </w:tc>
+      </w:tr>
+    </w:tbl>
+    <w:p/>
+    <w:p>
+      <w:pPr>
+        <w:pStyle w:val="Heading2"/>
+      </w:pPr>
+      <w:r>
+        <w:t>28.3 Suspension After Valid Entry</w:t>
+      </w:r>
+    </w:p>
+    <w:tbl>
+      <w:tblPr>
+        <w:tblW w:type="dxa" w:w="9360"/>
+        <w:tblLayout w:type="fixed"/>
+        <w:tblLook w:firstColumn="1" w:firstRow="1" w:lastColumn="0" w:lastRow="0" w:noHBand="0" w:noVBand="1" w:val="04A0"/>
+        <w:jc w:val="left"/>
+        <w:tblInd w:type="dxa" w:w="120"/>
+      </w:tblPr>
+      <w:tblGrid>
+        <w:gridCol w:w="1404"/>
+        <w:gridCol w:w="4774"/>
+        <w:gridCol w:w="3182"/>
+      </w:tblGrid>
+      <w:tr>
+        <w:trPr>
+          <w:tblHeader w:val="true"/>
+        </w:trPr>
+        <w:tc>
+          <w:tcPr>
+            <w:tcW w:type="dxa" w:w="1404"/>
+            <w:shd w:fill="E7E6E6"/>
+            <w:tcMar>
+              <w:top w:w="80" w:type="dxa"/>
+              <w:start w:w="120" w:type="dxa"/>
+              <w:bottom w:w="80" w:type="dxa"/>
+              <w:end w:w="120" w:type="dxa"/>
+            </w:tcMar>
+            <w:vAlign w:val="center"/>
+          </w:tcPr>
+          <w:p>
+            <w:r>
+              <w:rPr>
+                <w:b/>
+              </w:rPr>
+              <w:t>Step</w:t>
+            </w:r>
+          </w:p>
+        </w:tc>
+        <w:tc>
+          <w:tcPr>
+            <w:tcW w:type="dxa" w:w="4774"/>
+            <w:shd w:fill="E7E6E6"/>
+            <w:tcMar>
+              <w:top w:w="80" w:type="dxa"/>
+              <w:start w:w="120" w:type="dxa"/>
+              <w:bottom w:w="80" w:type="dxa"/>
+              <w:end w:w="120" w:type="dxa"/>
+            </w:tcMar>
+            <w:vAlign w:val="center"/>
+          </w:tcPr>
+          <w:p>
+            <w:r>
+              <w:rPr>
+                <w:b/>
+              </w:rPr>
+              <w:t>Controlled activity</w:t>
+            </w:r>
+          </w:p>
+        </w:tc>
+        <w:tc>
+          <w:tcPr>
+            <w:tcW w:type="dxa" w:w="3182"/>
+            <w:shd w:fill="E7E6E6"/>
+            <w:tcMar>
+              <w:top w:w="80" w:type="dxa"/>
+              <w:start w:w="120" w:type="dxa"/>
+              <w:bottom w:w="80" w:type="dxa"/>
+              <w:end w:w="120" w:type="dxa"/>
+            </w:tcMar>
+            <w:vAlign w:val="center"/>
+          </w:tcPr>
+          <w:p>
+            <w:r>
+              <w:rPr>
+                <w:b/>
+              </w:rPr>
+              <w:t>Required result</w:t>
+            </w:r>
+          </w:p>
+        </w:tc>
+      </w:tr>
+      <w:tr>
+        <w:trPr/>
+        <w:tc>
+          <w:tcPr>
+            <w:tcW w:type="dxa" w:w="1404"/>
+            <w:tcMar>
+              <w:top w:w="80" w:type="dxa"/>
+              <w:start w:w="120" w:type="dxa"/>
+              <w:bottom w:w="80" w:type="dxa"/>
+              <w:end w:w="120" w:type="dxa"/>
+            </w:tcMar>
+            <w:vAlign w:val="center"/>
+          </w:tcPr>
+          <w:p>
+            <w:r>
+              <w:t>SUS-ACT-01</w:t>
+            </w:r>
+          </w:p>
+        </w:tc>
+        <w:tc>
+          <w:tcPr>
+            <w:tcW w:type="dxa" w:w="4774"/>
+            <w:tcMar>
+              <w:top w:w="80" w:type="dxa"/>
+              <w:start w:w="120" w:type="dxa"/>
+              <w:bottom w:w="80" w:type="dxa"/>
+              <w:end w:w="120" w:type="dxa"/>
+            </w:tcMar>
+            <w:vAlign w:val="center"/>
+          </w:tcPr>
+          <w:p>
+            <w:r>
+              <w:t>Resolve the active execution, run, catalogue/test/case/build/configuration and evidence class.</w:t>
+            </w:r>
+          </w:p>
+        </w:tc>
+        <w:tc>
+          <w:tcPr>
+            <w:tcW w:type="dxa" w:w="3182"/>
+            <w:tcMar>
+              <w:top w:w="80" w:type="dxa"/>
+              <w:start w:w="120" w:type="dxa"/>
+              <w:bottom w:w="80" w:type="dxa"/>
+              <w:end w:w="120" w:type="dxa"/>
+            </w:tcMar>
+            <w:vAlign w:val="center"/>
+          </w:tcPr>
+          <w:p>
+            <w:r>
+              <w:t>Every identity agrees; otherwise reject or use the exact proven VSC-003 identity failure path.</w:t>
+            </w:r>
+          </w:p>
+        </w:tc>
+      </w:tr>
+      <w:tr>
+        <w:trPr/>
+        <w:tc>
+          <w:tcPr>
+            <w:tcW w:type="dxa" w:w="1404"/>
+            <w:tcMar>
+              <w:top w:w="80" w:type="dxa"/>
+              <w:start w:w="120" w:type="dxa"/>
+              <w:bottom w:w="80" w:type="dxa"/>
+              <w:end w:w="120" w:type="dxa"/>
+            </w:tcMar>
+            <w:vAlign w:val="center"/>
+          </w:tcPr>
+          <w:p>
+            <w:r>
+              <w:t>SUS-ACT-02</w:t>
+            </w:r>
+          </w:p>
+        </w:tc>
+        <w:tc>
+          <w:tcPr>
+            <w:tcW w:type="dxa" w:w="4774"/>
+            <w:tcMar>
+              <w:top w:w="80" w:type="dxa"/>
+              <w:start w:w="120" w:type="dxa"/>
+              <w:bottom w:w="80" w:type="dxa"/>
+              <w:end w:w="120" w:type="dxa"/>
+            </w:tcMar>
+            <w:vAlign w:val="center"/>
+          </w:tcPr>
+          <w:p>
+            <w:r>
+              <w:t>Evaluate the named condition at EXECUTION_IN_PROGRESS or EVIDENCE_FINALISATION with its mandatory evidence and authority.</w:t>
+            </w:r>
+          </w:p>
+        </w:tc>
+        <w:tc>
+          <w:tcPr>
+            <w:tcW w:type="dxa" w:w="3182"/>
+            <w:tcMar>
+              <w:top w:w="80" w:type="dxa"/>
+              <w:start w:w="120" w:type="dxa"/>
+              <w:bottom w:w="80" w:type="dxa"/>
+              <w:end w:w="120" w:type="dxa"/>
+            </w:tcMar>
+            <w:vAlign w:val="center"/>
+          </w:tcPr>
+          <w:p>
+            <w:r>
+              <w:t>Comparison mismatch remains FAIL; ordinary missing evidence is not automatically suspension.</w:t>
+            </w:r>
+          </w:p>
+        </w:tc>
+      </w:tr>
+      <w:tr>
+        <w:trPr/>
+        <w:tc>
+          <w:tcPr>
+            <w:tcW w:type="dxa" w:w="1404"/>
+            <w:tcMar>
+              <w:top w:w="80" w:type="dxa"/>
+              <w:start w:w="120" w:type="dxa"/>
+              <w:bottom w:w="80" w:type="dxa"/>
+              <w:end w:w="120" w:type="dxa"/>
+            </w:tcMar>
+            <w:vAlign w:val="center"/>
+          </w:tcPr>
+          <w:p>
+            <w:r>
+              <w:t>SUS-ACT-03</w:t>
+            </w:r>
+          </w:p>
+        </w:tc>
+        <w:tc>
+          <w:tcPr>
+            <w:tcW w:type="dxa" w:w="4774"/>
+            <w:tcMar>
+              <w:top w:w="80" w:type="dxa"/>
+              <w:start w:w="120" w:type="dxa"/>
+              <w:bottom w:w="80" w:type="dxa"/>
+              <w:end w:w="120" w:type="dxa"/>
+            </w:tcMar>
+            <w:vAlign w:val="center"/>
+          </w:tcPr>
+          <w:p>
+            <w:r>
+              <w:t>Generate deterministic reason/fingerprint and atomically finalise suspension plus execution relationship.</w:t>
+            </w:r>
+          </w:p>
+        </w:tc>
+        <w:tc>
+          <w:tcPr>
+            <w:tcW w:type="dxa" w:w="3182"/>
+            <w:tcMar>
+              <w:top w:w="80" w:type="dxa"/>
+              <w:start w:w="120" w:type="dxa"/>
+              <w:bottom w:w="80" w:type="dxa"/>
+              <w:end w:w="120" w:type="dxa"/>
+            </w:tcMar>
+            <w:vAlign w:val="center"/>
+          </w:tcPr>
+          <w:p>
+            <w:r>
+              <w:t>Execution becomes terminal SUSPENDED/BLOCKED-TEST and retains all prior evidence.</w:t>
+            </w:r>
+          </w:p>
+        </w:tc>
+      </w:tr>
+      <w:tr>
+        <w:trPr/>
+        <w:tc>
+          <w:tcPr>
+            <w:tcW w:type="dxa" w:w="1404"/>
+            <w:tcMar>
+              <w:top w:w="80" w:type="dxa"/>
+              <w:start w:w="120" w:type="dxa"/>
+              <w:bottom w:w="80" w:type="dxa"/>
+              <w:end w:w="120" w:type="dxa"/>
+            </w:tcMar>
+            <w:vAlign w:val="center"/>
+          </w:tcPr>
+          <w:p>
+            <w:r>
+              <w:t>SUS-ACT-04</w:t>
+            </w:r>
+          </w:p>
+        </w:tc>
+        <w:tc>
+          <w:tcPr>
+            <w:tcW w:type="dxa" w:w="4774"/>
+            <w:tcMar>
+              <w:top w:w="80" w:type="dxa"/>
+              <w:start w:w="120" w:type="dxa"/>
+              <w:bottom w:w="80" w:type="dxa"/>
+              <w:end w:w="120" w:type="dxa"/>
+            </w:tcMar>
+            <w:vAlign w:val="center"/>
+          </w:tcPr>
+          <w:p>
+            <w:r>
+              <w:t>If work is corrected/repeated, initialise a new controlled attempt.</w:t>
+            </w:r>
+          </w:p>
+        </w:tc>
+        <w:tc>
+          <w:tcPr>
+            <w:tcW w:type="dxa" w:w="3182"/>
+            <w:tcMar>
+              <w:top w:w="80" w:type="dxa"/>
+              <w:start w:w="120" w:type="dxa"/>
+              <w:bottom w:w="80" w:type="dxa"/>
+              <w:end w:w="120" w:type="dxa"/>
+            </w:tcMar>
+            <w:vAlign w:val="center"/>
+          </w:tcPr>
+          <w:p>
+            <w:r>
+              <w:t>Earlier suspension remains immutable; new run/execution/suspension identities are separate.</w:t>
+            </w:r>
+          </w:p>
+        </w:tc>
+      </w:tr>
+    </w:tbl>
+    <w:p/>
+    <w:p>
+      <w:pPr>
+        <w:pStyle w:val="Heading2"/>
+      </w:pPr>
+      <w:r>
+        <w:t>28.4 Composite, Review and Export Workflow</w:t>
+      </w:r>
+    </w:p>
+    <w:p>
+      <w:pPr/>
+      <w:r>
+        <w:t>For each DC-004 case the assembler accepts exactly one EXECUTION_RESULT or SUSPENSION_RESULT. It re-resolves the immutable source and validates case, catalogue/test/case definition, build/configuration, class, evidence and any actual run/execution links. A valid suspension occupies its case and contributes BLOCKED-TEST; missing/unexecuted/invalid source remains INCOMPLETE. Any FAIL retains aggregate precedence.</w:t>
+      </w:r>
+    </w:p>
+    <w:p>
+      <w:pPr/>
+      <w:r>
+        <w:t>Review displays the source kind and never collapses pre-entry suspension into a run. Export packages the finalised registry/record/evidence/authority/reason and any linked execution/run under original source identities plus separate generation build. FORMAL progress excludes every EXPLORATORY suspension/composite under QA-034. Operational events remain exactly 15.</w:t>
+      </w:r>
+    </w:p>
+    <w:p>
+      <w:pPr>
+        <w:pStyle w:val="Heading2"/>
+      </w:pPr>
+      <w:r>
+        <w:t>28.5 Prohibited Shortcuts and Proposed Gate</w:t>
+      </w:r>
+    </w:p>
+    <w:p>
+      <w:pPr/>
+      <w:r>
+        <w:t>Prohibited: caller-supplied verdict or controlled reason; unsupported condition; arbitrary notes as evidence; evidence from another identity context; fabricated run; reopening/reclassifying a final record; treating missing case/evidence as blocked; turning operational BLOCKED into BLOCKED-TEST; adding an operational event; or resuming I9 to compensate for missing assurance design.</w:t>
+      </w:r>
+    </w:p>
+    <w:p>
+      <w:pPr/>
+      <w:r>
+        <w:t>DC-005 and Section 28 remain proposed. Workflow Design v0.2 remains accepted until independent review and controlled application. QA-041/QA-042 implementation and I9 remain stopped.</w:t>
       </w:r>
     </w:p>
     <w:sectPr>

--- a/01-engineering-source-documents/OT Project Workflow Design.docx
+++ b/01-engineering-source-documents/OT Project Workflow Design.docx
@@ -21489,7 +21489,7 @@
           </w:tcPr>
           <w:p>
             <w:r>
-              <w:t>Finalise or reject judgement-based condition after source/evidence review; identity remains audited.</w:t>
+              <w:t>Finalise/reject judgement-based condition through a distinct controlled local actor_id/role after source/evidence review; engineering review asserts real identity/independence.</w:t>
             </w:r>
           </w:p>
         </w:tc>
@@ -21506,7 +21506,7 @@
           </w:tcPr>
           <w:p>
             <w:r>
-              <w:t>Override backend resolver/time/integrity fact or alter finalised record.</w:t>
+              <w:t>Use the proposer actor ID; claim that V1 authenticates a person or cryptographically proves organisational independence; override machine facts.</w:t>
             </w:r>
           </w:p>
         </w:tc>
@@ -21543,7 +21543,7 @@
           </w:tcPr>
           <w:p>
             <w:r>
-              <w:t>Detect/verify VSC-003, runtime VSC-004 and VSC-005; validate provenance; generate deterministic reason; atomically finalise authorised record.</w:t>
+              <w:t>Resolve trusted target selection; separate target and verifier builds; classify deterministically; verify VSC-003/runtime VSC-004/VSC-005; generate reason; atomically finalise.</w:t>
             </w:r>
           </w:p>
         </w:tc>
@@ -21560,7 +21560,7 @@
           </w:tcPr>
           <w:p>
             <w:r>
-              <w:t>Infer engineering judgement; accept arbitrary free text/evidence; create fictional run.</w:t>
+              <w:t>Infer engineering judgement; accept client test/case authority, arbitrary evidence or overlapping classification; create fictional run.</w:t>
             </w:r>
           </w:p>
         </w:tc>
@@ -21764,7 +21764,7 @@
           </w:tcPr>
           <w:p>
             <w:r>
-              <w:t>Graduate Engineer / Validation</w:t>
+              <w:t>Campaign/test-selection authority / Validation</w:t>
             </w:r>
           </w:p>
         </w:tc>
@@ -21781,7 +21781,7 @@
           </w:tcPr>
           <w:p>
             <w:r>
-              <w:t>Select approved test/case and request entry checks against current catalogue/build/input identities.</w:t>
+              <w:t>Create immutable target selection from the controlled campaign/test/case definition and requested input identities; record canonical selection hash.</w:t>
             </w:r>
           </w:p>
         </w:tc>
@@ -21798,7 +21798,7 @@
           </w:tcPr>
           <w:p>
             <w:r>
-              <w:t>No run/execution created yet.</w:t>
+              <w:t>Trusted intended target exists; client case_id text alone is insufficient; no run/execution created.</w:t>
             </w:r>
           </w:p>
         </w:tc>
@@ -21852,7 +21852,7 @@
           </w:tcPr>
           <w:p>
             <w:r>
-              <w:t>Evaluate only VSC-001–VSC-005 using its exact evidence/authority contract.</w:t>
+              <w:t>Verify target-selection authority, resolve available source identities, record failed required input role/presented evidence and keep assurance-verifier build separate from target application build.</w:t>
             </w:r>
           </w:p>
         </w:tc>
@@ -21869,7 +21869,7 @@
           </w:tcPr>
           <w:p>
             <w:r>
-              <w:t>Unsupported/missing evidence rejected; ordinary no-attempt remains NOT RUN.</w:t>
+              <w:t>If exact test/case cannot be proven, no case-level BLOCKED-TEST; attempt remains broader incomplete input-resolution work.</w:t>
             </w:r>
           </w:p>
         </w:tc>
@@ -21923,7 +21923,7 @@
           </w:tcPr>
           <w:p>
             <w:r>
-              <w:t>Complete condition-specific source review or machine verification.</w:t>
+              <w:t>Evaluate the versioned semantic classification chain and exact evidence/authority contract.</w:t>
             </w:r>
           </w:p>
         </w:tc>
@@ -21940,7 +21940,7 @@
           </w:tcPr>
           <w:p>
             <w:r>
-              <w:t>Draft suspension binds test/case and available provenance; explicit PRE_EXECUTION_ENTRY.</w:t>
+              <w:t>Exactly one VSC ID or rejection; ordinary missing evidence remains incomplete; explicit PRE_EXECUTION_ENTRY.</w:t>
             </w:r>
           </w:p>
         </w:tc>
@@ -21994,7 +21994,7 @@
           </w:tcPr>
           <w:p>
             <w:r>
-              <w:t>Independently finalise judgement record or reproduce backend fact; generate controlled reason/fingerprint.</w:t>
+              <w:t>Independently finalise judgement record or reproduce backend fact; generate reason/fingerprint including classifier and target anchor.</w:t>
             </w:r>
           </w:p>
         </w:tc>
@@ -22011,7 +22011,7 @@
           </w:tcPr>
           <w:p>
             <w:r>
-              <w:t>Immutable ValidationSuspensionRecord = BLOCKED-TEST; still no fictional run/execution.</w:t>
+              <w:t>Immutable ValidationSuspensionRecord = BLOCKED-TEST; no fictional run/execution or ExecutedValidationResult.</w:t>
             </w:r>
           </w:p>
         </w:tc>
@@ -22139,7 +22139,7 @@
           </w:tcPr>
           <w:p>
             <w:r>
-              <w:t>Resolve the active execution, run, catalogue/test/case/build/configuration and evidence class.</w:t>
+              <w:t>Resolve the active ValidationAttempt, target selection, actual run/execution context, source catalogue/test/case/configuration and evidence class.</w:t>
             </w:r>
           </w:p>
         </w:tc>
@@ -22156,7 +22156,7 @@
           </w:tcPr>
           <w:p>
             <w:r>
-              <w:t>Every identity agrees; otherwise reject or use the exact proven VSC-003 identity failure path.</w:t>
+              <w:t>Target anchor and every available identity agree; target application and verifier builds remain distinct.</w:t>
             </w:r>
           </w:p>
         </w:tc>
@@ -22193,7 +22193,7 @@
           </w:tcPr>
           <w:p>
             <w:r>
-              <w:t>Evaluate the named condition at EXECUTION_IN_PROGRESS or EVIDENCE_FINALISATION with its mandatory evidence and authority.</w:t>
+              <w:t>Evaluate the deterministic single-condition classifier at EXECUTION_IN_PROGRESS or EVIDENCE_FINALISATION with mandatory evidence and authority.</w:t>
             </w:r>
           </w:p>
         </w:tc>
@@ -22210,7 +22210,7 @@
           </w:tcPr>
           <w:p>
             <w:r>
-              <w:t>Comparison mismatch remains FAIL; ordinary missing evidence is not automatically suspension.</w:t>
+              <w:t>Valid comparison creates PASS/FAIL; ordinary missing evidence remains non-finalisable/incomplete.</w:t>
             </w:r>
           </w:p>
         </w:tc>
@@ -22247,7 +22247,7 @@
           </w:tcPr>
           <w:p>
             <w:r>
-              <w:t>Generate deterministic reason/fingerprint and atomically finalise suspension plus execution relationship.</w:t>
+              <w:t>Generate reason/fingerprint and atomically finalise suspension plus attempt/context relationship.</w:t>
             </w:r>
           </w:p>
         </w:tc>
@@ -22264,7 +22264,7 @@
           </w:tcPr>
           <w:p>
             <w:r>
-              <w:t>Execution becomes terminal SUSPENDED/BLOCKED-TEST and retains all prior evidence.</w:t>
+              <w:t>Attempt becomes terminal SUSPENDED/BLOCKED-TEST, retains evidence and creates no ExecutedValidationResult.</w:t>
             </w:r>
           </w:p>
         </w:tc>
@@ -22336,7 +22336,7 @@
     <w:p>
       <w:pPr/>
       <w:r>
-        <w:t>For each DC-004 case the assembler accepts exactly one EXECUTION_RESULT or SUSPENSION_RESULT. It re-resolves the immutable source and validates case, catalogue/test/case definition, build/configuration, class, evidence and any actual run/execution links. A valid suspension occupies its case and contributes BLOCKED-TEST; missing/unexecuted/invalid source remains INCOMPLETE. Any FAIL retains aggregate precedence.</w:t>
+        <w:t>For each DC-004 case the assembler accepts exactly one EXECUTION_RESULT or SUSPENSION_RESULT. A suspension occupies a required case only when its trusted target-selection authority/hash resolves against the accepted campaign and source catalogue/test/case definition; client case_id text cannot satisfy membership. The assembler verifies classifier, resolved sources, target/verifier build roles, class, evidence and any actual run/execution links. Missing, unanchored, unexecuted or invalid source remains INCOMPLETE; FAIL retains precedence.</w:t>
       </w:r>
     </w:p>
     <w:p>
@@ -22356,7 +22356,7 @@
     <w:p>
       <w:pPr/>
       <w:r>
-        <w:t>Prohibited: caller-supplied verdict or controlled reason; unsupported condition; arbitrary notes as evidence; evidence from another identity context; fabricated run; reopening/reclassifying a final record; treating missing case/evidence as blocked; turning operational BLOCKED into BLOCKED-TEST; adding an operational event; or resuming I9 to compensate for missing assurance design.</w:t>
+        <w:t>Prohibited: caller-supplied target authority, verdict or controlled reason; unsupported/overlapping condition; HASH_MISMATCH as VSC-003; arbitrary notes/evidence; substituting verifier build for unresolved target build; fabricated run/result; reopening/reclassifying a final record; treating missing case/evidence as FAIL or BLOCKED-TEST; claiming cryptographic reviewer independence; turning operational BLOCKED into BLOCKED-TEST; adding an event; or resuming I9.</w:t>
       </w:r>
     </w:p>
     <w:p>

--- a/01-engineering-source-documents/OT Project Workflow Design.docx
+++ b/01-engineering-source-documents/OT Project Workflow Design.docx
@@ -25,9 +25,9 @@
         <w:br/>
         <w:t>Document: OT Project Workflow Design</w:t>
         <w:br/>
-        <w:t>Version: 0.3 — Proposed DC-005 controlled revision</w:t>
+        <w:t>Version: 0.3</w:t>
         <w:br/>
-        <w:t>Status: Draft — proposed authoritative revision pending independent review; accepted baseline remains v0.2</w:t>
+        <w:t>Status: Draft — accepted authoritative workflow baseline through DC-005</w:t>
       </w:r>
     </w:p>
     <w:p>
@@ -21305,13 +21305,13 @@
         <w:pStyle w:val="Heading1"/>
       </w:pPr>
       <w:r>
-        <w:t>28. Proposed Controlled Amendment — DC-005 Validation Suspension Workflow</w:t>
+        <w:t>28. Accepted Controlled Amendment — DC-005 Validation Suspension Workflow</w:t>
       </w:r>
     </w:p>
     <w:p>
       <w:pPr/>
       <w:r>
-        <w:t>This proposed workflow adds the missing controlled route for the five accepted suspension conditions. It does not change the formal N0–N5, negative telemetry, Exploration, defect/correction or operational-event workflows. A caller never selects BLOCKED-TEST; the validation-assurance authority derives it only from a finalised suspension record.</w:t>
+        <w:t>This accepted workflow adds the missing controlled route for the five accepted suspension conditions. It does not change the formal N0–N5, negative telemetry, Exploration, defect/correction or operational-event workflows. A caller never selects BLOCKED-TEST; the validation-assurance authority derives it only from a finalised suspension record.</w:t>
       </w:r>
     </w:p>
     <w:p>
@@ -22350,7 +22350,7 @@
         <w:pStyle w:val="Heading2"/>
       </w:pPr>
       <w:r>
-        <w:t>28.5 Prohibited Shortcuts and Proposed Gate</w:t>
+        <w:t>28.5 Prohibited Shortcuts and Accepted Design Gate</w:t>
       </w:r>
     </w:p>
     <w:p>
@@ -22362,7 +22362,7 @@
     <w:p>
       <w:pPr/>
       <w:r>
-        <w:t>DC-005 and Section 28 remain proposed. Workflow Design v0.2 remains accepted until independent review and controlled application. QA-041/QA-042 implementation and I9 remain stopped.</w:t>
+        <w:t>DC-005 and Section 28 are accepted as the authoritative validation-suspension workflow, and Workflow Design v0.3 supersedes v0.2 as the current workflow baseline. QA-041/QA-042 implementation and I9 remain stopped pending separate authorisation and independent review.</w:t>
       </w:r>
     </w:p>
     <w:sectPr>

--- a/01-engineering-source-documents/OT Project Workflow Design.docx
+++ b/01-engineering-source-documents/OT Project Workflow Design.docx
@@ -25,9 +25,9 @@
         <w:br/>
         <w:t>Document: OT Project Workflow Design</w:t>
         <w:br/>
-        <w:t>Version: 0.3</w:t>
+        <w:t>Version: 0.4 (proposed)</w:t>
         <w:br/>
-        <w:t>Status: Draft — accepted authoritative workflow baseline through DC-005</w:t>
+        <w:t>Status: Draft — DC-006 authoritative-document application pending independent review; accepted baseline remains Workflow Design v0.3</w:t>
       </w:r>
     </w:p>
     <w:p>
@@ -22363,6 +22363,839 @@
       <w:pPr/>
       <w:r>
         <w:t>DC-005 and Section 28 are accepted as the authoritative validation-suspension workflow, and Workflow Design v0.3 supersedes v0.2 as the current workflow baseline. QA-041/QA-042 implementation and I9 remain stopped pending separate authorisation and independent review.</w:t>
+      </w:r>
+    </w:p>
+    <w:p>
+      <w:r>
+        <w:br w:type="page"/>
+      </w:r>
+    </w:p>
+    <w:p>
+      <w:pPr>
+        <w:pStyle w:val="Heading1"/>
+      </w:pPr>
+      <w:r>
+        <w:t>29. Proposed Controlled Amendment — DC-006 Validation Determination Workflow</w:t>
+      </w:r>
+    </w:p>
+    <w:p>
+      <w:r>
+        <w:t>This proposed Section 29 defines the controlled workflow that executes the accepted DC-006 methods without inventing engineering behaviour. Workflow Design v0.3 remains accepted until this proposed v0.4 application is independently reviewed and accepted.</w:t>
+      </w:r>
+    </w:p>
+    <w:p>
+      <w:pPr>
+        <w:pStyle w:val="Heading2"/>
+      </w:pPr>
+      <w:r>
+        <w:t>29.1 Method Resolution and Entry</w:t>
+      </w:r>
+    </w:p>
+    <w:tbl>
+      <w:tblPr>
+        <w:tblW w:type="dxa" w:w="9360"/>
+        <w:jc w:val="center"/>
+        <w:tblLayout w:type="fixed"/>
+        <w:tblLook w:firstColumn="1" w:firstRow="1" w:lastColumn="0" w:lastRow="0" w:noHBand="0" w:noVBand="1" w:val="04A0"/>
+        <w:tblInd w:type="dxa" w:w="120"/>
+        <w:tblBorders>
+          <w:top w:val="single" w:sz="6" w:color="B7B7B7"/>
+          <w:left w:val="single" w:sz="6" w:color="B7B7B7"/>
+          <w:bottom w:val="single" w:sz="6" w:color="B7B7B7"/>
+          <w:right w:val="single" w:sz="6" w:color="B7B7B7"/>
+          <w:insideH w:val="single" w:sz="6" w:color="B7B7B7"/>
+          <w:insideV w:val="single" w:sz="6" w:color="B7B7B7"/>
+        </w:tblBorders>
+      </w:tblPr>
+      <w:tblGrid>
+        <w:gridCol w:w="2100"/>
+        <w:gridCol w:w="7260"/>
+      </w:tblGrid>
+      <w:tr>
+        <w:trPr>
+          <w:tblHeader w:val="true"/>
+        </w:trPr>
+        <w:tc>
+          <w:tcPr>
+            <w:tcW w:type="dxa" w:w="2100"/>
+            <w:shd w:fill="D9EAF7"/>
+            <w:vAlign w:val="center"/>
+            <w:tcMar>
+              <w:top w:w="90" w:type="dxa"/>
+              <w:left w:w="90" w:type="dxa"/>
+              <w:bottom w:w="90" w:type="dxa"/>
+              <w:right w:w="90" w:type="dxa"/>
+            </w:tcMar>
+          </w:tcPr>
+          <w:p>
+            <w:pPr>
+              <w:spacing w:before="0" w:after="40" w:line="240" w:lineRule="auto"/>
+            </w:pPr>
+            <w:r>
+              <w:rPr>
+                <w:b/>
+                <w:sz w:val="17"/>
+              </w:rPr>
+              <w:t>Controlled field</w:t>
+            </w:r>
+          </w:p>
+        </w:tc>
+        <w:tc>
+          <w:tcPr>
+            <w:tcW w:type="dxa" w:w="7260"/>
+            <w:shd w:fill="D9EAF7"/>
+            <w:vAlign w:val="center"/>
+            <w:tcMar>
+              <w:top w:w="90" w:type="dxa"/>
+              <w:left w:w="90" w:type="dxa"/>
+              <w:bottom w:w="90" w:type="dxa"/>
+              <w:right w:w="90" w:type="dxa"/>
+            </w:tcMar>
+          </w:tcPr>
+          <w:p>
+            <w:pPr>
+              <w:spacing w:before="0" w:after="40" w:line="240" w:lineRule="auto"/>
+            </w:pPr>
+            <w:r>
+              <w:rPr>
+                <w:b/>
+                <w:sz w:val="17"/>
+              </w:rPr>
+              <w:t>Authoritative value / rule</w:t>
+            </w:r>
+          </w:p>
+        </w:tc>
+      </w:tr>
+      <w:tr>
+        <w:tc>
+          <w:tcPr>
+            <w:tcW w:type="dxa" w:w="2100"/>
+            <w:vAlign w:val="center"/>
+            <w:tcMar>
+              <w:top w:w="90" w:type="dxa"/>
+              <w:left w:w="90" w:type="dxa"/>
+              <w:bottom w:w="90" w:type="dxa"/>
+              <w:right w:w="90" w:type="dxa"/>
+            </w:tcMar>
+          </w:tcPr>
+          <w:p>
+            <w:pPr>
+              <w:spacing w:before="0" w:after="40" w:line="240" w:lineRule="auto"/>
+            </w:pPr>
+            <w:r>
+              <w:rPr>
+                <w:sz w:val="17"/>
+              </w:rPr>
+              <w:t>DET-WF-01 Select target</w:t>
+            </w:r>
+          </w:p>
+        </w:tc>
+        <w:tc>
+          <w:tcPr>
+            <w:tcW w:type="dxa" w:w="7260"/>
+            <w:vAlign w:val="center"/>
+            <w:tcMar>
+              <w:top w:w="90" w:type="dxa"/>
+              <w:left w:w="90" w:type="dxa"/>
+              <w:bottom w:w="90" w:type="dxa"/>
+              <w:right w:w="90" w:type="dxa"/>
+            </w:tcMar>
+          </w:tcPr>
+          <w:p>
+            <w:pPr>
+              <w:spacing w:before="0" w:after="40" w:line="240" w:lineRule="auto"/>
+            </w:pPr>
+            <w:r>
+              <w:rPr>
+                <w:sz w:val="17"/>
+              </w:rPr>
+              <w:t>Resolve the current controlled campaign/test and optional exact DC-004 case from the active future promoted Validation Catalogue. A composite parent cannot be selected for a direct DC-006 method.</w:t>
+            </w:r>
+          </w:p>
+        </w:tc>
+      </w:tr>
+      <w:tr>
+        <w:tc>
+          <w:tcPr>
+            <w:tcW w:type="dxa" w:w="2100"/>
+            <w:vAlign w:val="center"/>
+            <w:tcMar>
+              <w:top w:w="90" w:type="dxa"/>
+              <w:left w:w="90" w:type="dxa"/>
+              <w:bottom w:w="90" w:type="dxa"/>
+              <w:right w:w="90" w:type="dxa"/>
+            </w:tcMar>
+          </w:tcPr>
+          <w:p>
+            <w:pPr>
+              <w:spacing w:before="0" w:after="40" w:line="240" w:lineRule="auto"/>
+            </w:pPr>
+            <w:r>
+              <w:rPr>
+                <w:sz w:val="17"/>
+              </w:rPr>
+              <w:t>DET-WF-02 Resolve definition</w:t>
+            </w:r>
+          </w:p>
+        </w:tc>
+        <w:tc>
+          <w:tcPr>
+            <w:tcW w:type="dxa" w:w="7260"/>
+            <w:vAlign w:val="center"/>
+            <w:tcMar>
+              <w:top w:w="90" w:type="dxa"/>
+              <w:left w:w="90" w:type="dxa"/>
+              <w:bottom w:w="90" w:type="dxa"/>
+              <w:right w:w="90" w:type="dxa"/>
+            </w:tcMar>
+          </w:tcPr>
+          <w:p>
+            <w:pPr>
+              <w:spacing w:before="0" w:after="40" w:line="240" w:lineRule="auto"/>
+            </w:pPr>
+            <w:r>
+              <w:rPr>
+                <w:sz w:val="17"/>
+              </w:rPr>
+              <w:t>Resolve test/case/method/criteria by exact versions/hashes; verify evidence class, requirement mappings, context kind, roles and expected values before evidence capture.</w:t>
+            </w:r>
+          </w:p>
+        </w:tc>
+      </w:tr>
+      <w:tr>
+        <w:tc>
+          <w:tcPr>
+            <w:tcW w:type="dxa" w:w="2100"/>
+            <w:vAlign w:val="center"/>
+            <w:tcMar>
+              <w:top w:w="90" w:type="dxa"/>
+              <w:left w:w="90" w:type="dxa"/>
+              <w:bottom w:w="90" w:type="dxa"/>
+              <w:right w:w="90" w:type="dxa"/>
+            </w:tcMar>
+          </w:tcPr>
+          <w:p>
+            <w:pPr>
+              <w:spacing w:before="0" w:after="40" w:line="240" w:lineRule="auto"/>
+            </w:pPr>
+            <w:r>
+              <w:rPr>
+                <w:sz w:val="17"/>
+              </w:rPr>
+              <w:t>DET-WF-03 Evaluate entry</w:t>
+            </w:r>
+          </w:p>
+        </w:tc>
+        <w:tc>
+          <w:tcPr>
+            <w:tcW w:type="dxa" w:w="7260"/>
+            <w:vAlign w:val="center"/>
+            <w:tcMar>
+              <w:top w:w="90" w:type="dxa"/>
+              <w:left w:w="90" w:type="dxa"/>
+              <w:bottom w:w="90" w:type="dxa"/>
+              <w:right w:w="90" w:type="dxa"/>
+            </w:tcMar>
+          </w:tcPr>
+          <w:p>
+            <w:pPr>
+              <w:spacing w:before="0" w:after="40" w:line="240" w:lineRule="auto"/>
+            </w:pPr>
+            <w:r>
+              <w:rPr>
+                <w:sz w:val="17"/>
+              </w:rPr>
+              <w:t>Apply accepted Validation Plan entry criteria and DC-005 classifier. Ordinary missing context/evidence remains INCOMPLETE; only a genuine VSC condition may suspend as BLOCKED-TEST.</w:t>
+            </w:r>
+          </w:p>
+        </w:tc>
+      </w:tr>
+    </w:tbl>
+    <w:p>
+      <w:pPr>
+        <w:pStyle w:val="Heading2"/>
+      </w:pPr>
+      <w:r>
+        <w:t>29.2 Context Creation and Binding</w:t>
+      </w:r>
+    </w:p>
+    <w:tbl>
+      <w:tblPr>
+        <w:tblW w:type="dxa" w:w="9360"/>
+        <w:jc w:val="center"/>
+        <w:tblLayout w:type="fixed"/>
+        <w:tblLook w:firstColumn="1" w:firstRow="1" w:lastColumn="0" w:lastRow="0" w:noHBand="0" w:noVBand="1" w:val="04A0"/>
+        <w:tblInd w:type="dxa" w:w="120"/>
+        <w:tblBorders>
+          <w:top w:val="single" w:sz="6" w:color="B7B7B7"/>
+          <w:left w:val="single" w:sz="6" w:color="B7B7B7"/>
+          <w:bottom w:val="single" w:sz="6" w:color="B7B7B7"/>
+          <w:right w:val="single" w:sz="6" w:color="B7B7B7"/>
+          <w:insideH w:val="single" w:sz="6" w:color="B7B7B7"/>
+          <w:insideV w:val="single" w:sz="6" w:color="B7B7B7"/>
+        </w:tblBorders>
+      </w:tblPr>
+      <w:tblGrid>
+        <w:gridCol w:w="2100"/>
+        <w:gridCol w:w="7260"/>
+      </w:tblGrid>
+      <w:tr>
+        <w:trPr>
+          <w:tblHeader w:val="true"/>
+        </w:trPr>
+        <w:tc>
+          <w:tcPr>
+            <w:tcW w:type="dxa" w:w="2100"/>
+            <w:shd w:fill="D9EAF7"/>
+            <w:vAlign w:val="center"/>
+            <w:tcMar>
+              <w:top w:w="90" w:type="dxa"/>
+              <w:left w:w="90" w:type="dxa"/>
+              <w:bottom w:w="90" w:type="dxa"/>
+              <w:right w:w="90" w:type="dxa"/>
+            </w:tcMar>
+          </w:tcPr>
+          <w:p>
+            <w:pPr>
+              <w:spacing w:before="0" w:after="40" w:line="240" w:lineRule="auto"/>
+            </w:pPr>
+            <w:r>
+              <w:rPr>
+                <w:b/>
+                <w:sz w:val="17"/>
+              </w:rPr>
+              <w:t>Controlled field</w:t>
+            </w:r>
+          </w:p>
+        </w:tc>
+        <w:tc>
+          <w:tcPr>
+            <w:tcW w:type="dxa" w:w="7260"/>
+            <w:shd w:fill="D9EAF7"/>
+            <w:vAlign w:val="center"/>
+            <w:tcMar>
+              <w:top w:w="90" w:type="dxa"/>
+              <w:left w:w="90" w:type="dxa"/>
+              <w:bottom w:w="90" w:type="dxa"/>
+              <w:right w:w="90" w:type="dxa"/>
+            </w:tcMar>
+          </w:tcPr>
+          <w:p>
+            <w:pPr>
+              <w:spacing w:before="0" w:after="40" w:line="240" w:lineRule="auto"/>
+            </w:pPr>
+            <w:r>
+              <w:rPr>
+                <w:b/>
+                <w:sz w:val="17"/>
+              </w:rPr>
+              <w:t>Authoritative value / rule</w:t>
+            </w:r>
+          </w:p>
+        </w:tc>
+      </w:tr>
+      <w:tr>
+        <w:tc>
+          <w:tcPr>
+            <w:tcW w:type="dxa" w:w="2100"/>
+            <w:vAlign w:val="center"/>
+            <w:tcMar>
+              <w:top w:w="90" w:type="dxa"/>
+              <w:left w:w="90" w:type="dxa"/>
+              <w:bottom w:w="90" w:type="dxa"/>
+              <w:right w:w="90" w:type="dxa"/>
+            </w:tcMar>
+          </w:tcPr>
+          <w:p>
+            <w:pPr>
+              <w:spacing w:before="0" w:after="40" w:line="240" w:lineRule="auto"/>
+            </w:pPr>
+            <w:r>
+              <w:rPr>
+                <w:sz w:val="17"/>
+              </w:rPr>
+              <w:t>SCENARIO_EXECUTION</w:t>
+            </w:r>
+          </w:p>
+        </w:tc>
+        <w:tc>
+          <w:tcPr>
+            <w:tcW w:type="dxa" w:w="7260"/>
+            <w:vAlign w:val="center"/>
+            <w:tcMar>
+              <w:top w:w="90" w:type="dxa"/>
+              <w:left w:w="90" w:type="dxa"/>
+              <w:bottom w:w="90" w:type="dxa"/>
+              <w:right w:w="90" w:type="dxa"/>
+            </w:tcMar>
+          </w:tcPr>
+          <w:p>
+            <w:pPr>
+              <w:spacing w:before="0" w:after="40" w:line="240" w:lineRule="auto"/>
+            </w:pPr>
+            <w:r>
+              <w:rPr>
+                <w:sz w:val="17"/>
+              </w:rPr>
+              <w:t>Initialise or bind exactly one real ScenarioRun and one ValidationExecution. Capture required checkpoints immediately from backend state. N0–N5 retains the exact T+0/10/11/20/30/40/50/55 chronology, one execution and six state checkpoints.</w:t>
+            </w:r>
+          </w:p>
+        </w:tc>
+      </w:tr>
+      <w:tr>
+        <w:tc>
+          <w:tcPr>
+            <w:tcW w:type="dxa" w:w="2100"/>
+            <w:vAlign w:val="center"/>
+            <w:tcMar>
+              <w:top w:w="90" w:type="dxa"/>
+              <w:left w:w="90" w:type="dxa"/>
+              <w:bottom w:w="90" w:type="dxa"/>
+              <w:right w:w="90" w:type="dxa"/>
+            </w:tcMar>
+          </w:tcPr>
+          <w:p>
+            <w:pPr>
+              <w:spacing w:before="0" w:after="40" w:line="240" w:lineRule="auto"/>
+            </w:pPr>
+            <w:r>
+              <w:rPr>
+                <w:sz w:val="17"/>
+              </w:rPr>
+              <w:t>CONTROLLED_FIXTURE_EXECUTION</w:t>
+            </w:r>
+          </w:p>
+        </w:tc>
+        <w:tc>
+          <w:tcPr>
+            <w:tcW w:type="dxa" w:w="7260"/>
+            <w:vAlign w:val="center"/>
+            <w:tcMar>
+              <w:top w:w="90" w:type="dxa"/>
+              <w:left w:w="90" w:type="dxa"/>
+              <w:bottom w:w="90" w:type="dxa"/>
+              <w:right w:w="90" w:type="dxa"/>
+            </w:tcMar>
+          </w:tcPr>
+          <w:p>
+            <w:pPr>
+              <w:spacing w:before="0" w:after="40" w:line="240" w:lineRule="auto"/>
+            </w:pPr>
+            <w:r>
+              <w:rPr>
+                <w:sz w:val="17"/>
+              </w:rPr>
+              <w:t>Resolve exact fixture version/hash and inputs; execute the authoritative service boundary; preserve fixture result/build; create no ScenarioRun and mutate no canonical package.</w:t>
+            </w:r>
+          </w:p>
+        </w:tc>
+      </w:tr>
+      <w:tr>
+        <w:tc>
+          <w:tcPr>
+            <w:tcW w:type="dxa" w:w="2100"/>
+            <w:vAlign w:val="center"/>
+            <w:tcMar>
+              <w:top w:w="90" w:type="dxa"/>
+              <w:left w:w="90" w:type="dxa"/>
+              <w:bottom w:w="90" w:type="dxa"/>
+              <w:right w:w="90" w:type="dxa"/>
+            </w:tcMar>
+          </w:tcPr>
+          <w:p>
+            <w:pPr>
+              <w:spacing w:before="0" w:after="40" w:line="240" w:lineRule="auto"/>
+            </w:pPr>
+            <w:r>
+              <w:rPr>
+                <w:sz w:val="17"/>
+              </w:rPr>
+              <w:t>PRESERVED_RECORD_SET</w:t>
+            </w:r>
+          </w:p>
+        </w:tc>
+        <w:tc>
+          <w:tcPr>
+            <w:tcW w:type="dxa" w:w="7260"/>
+            <w:vAlign w:val="center"/>
+            <w:tcMar>
+              <w:top w:w="90" w:type="dxa"/>
+              <w:left w:w="90" w:type="dxa"/>
+              <w:bottom w:w="90" w:type="dxa"/>
+              <w:right w:w="90" w:type="dxa"/>
+            </w:tcMar>
+          </w:tcPr>
+          <w:p>
+            <w:pPr>
+              <w:spacing w:before="0" w:after="40" w:line="240" w:lineRule="auto"/>
+            </w:pPr>
+            <w:r>
+              <w:rPr>
+                <w:sz w:val="17"/>
+              </w:rPr>
+              <w:t>Resolve every exact role-labelled immutable member and freeze membership before evaluation. Do not infer a missing member from current mutable state.</w:t>
+            </w:r>
+          </w:p>
+        </w:tc>
+      </w:tr>
+      <w:tr>
+        <w:tc>
+          <w:tcPr>
+            <w:tcW w:type="dxa" w:w="2100"/>
+            <w:vAlign w:val="center"/>
+            <w:tcMar>
+              <w:top w:w="90" w:type="dxa"/>
+              <w:left w:w="90" w:type="dxa"/>
+              <w:bottom w:w="90" w:type="dxa"/>
+              <w:right w:w="90" w:type="dxa"/>
+            </w:tcMar>
+          </w:tcPr>
+          <w:p>
+            <w:pPr>
+              <w:spacing w:before="0" w:after="40" w:line="240" w:lineRule="auto"/>
+            </w:pPr>
+            <w:r>
+              <w:rPr>
+                <w:sz w:val="17"/>
+              </w:rPr>
+              <w:t>ENGINEERING_REVIEW</w:t>
+            </w:r>
+          </w:p>
+        </w:tc>
+        <w:tc>
+          <w:tcPr>
+            <w:tcW w:type="dxa" w:w="7260"/>
+            <w:vAlign w:val="center"/>
+            <w:tcMar>
+              <w:top w:w="90" w:type="dxa"/>
+              <w:left w:w="90" w:type="dxa"/>
+              <w:bottom w:w="90" w:type="dxa"/>
+              <w:right w:w="90" w:type="dxa"/>
+            </w:tcMar>
+          </w:tcPr>
+          <w:p>
+            <w:pPr>
+              <w:spacing w:before="0" w:after="40" w:line="240" w:lineRule="auto"/>
+            </w:pPr>
+            <w:r>
+              <w:rPr>
+                <w:sz w:val="17"/>
+              </w:rPr>
+              <w:t>Bind exact build/surfaces/records/checklist and create one controlled review execution with proposer/final-reviewer authority state; create no ScenarioRun.</w:t>
+            </w:r>
+          </w:p>
+        </w:tc>
+      </w:tr>
+    </w:tbl>
+    <w:p>
+      <w:pPr>
+        <w:pStyle w:val="Heading2"/>
+      </w:pPr>
+      <w:r>
+        <w:t>29.3 Machine Criterion Evaluation</w:t>
+      </w:r>
+    </w:p>
+    <w:p>
+      <w:r>
+        <w:t>For each required machine criterion, Validation/Evidence resolves the definition-owned source adapter/selector, verifies identity/provenance/evidence class, applies the exact operator/normalisation and writes one immutable finding. A source resolution failure leaves the criterion NOT_EVALUATED and the attempt INCOMPLETE unless DC-005 validly classifies the condition. No test-ID, section-ID or case-ID outcome branch is permitted.</w:t>
+      </w:r>
+    </w:p>
+    <w:p>
+      <w:pPr>
+        <w:pStyle w:val="Heading2"/>
+      </w:pPr>
+      <w:r>
+        <w:t>29.4 Reviewer Proposal and Finalisation</w:t>
+      </w:r>
+    </w:p>
+    <w:tbl>
+      <w:tblPr>
+        <w:tblW w:type="dxa" w:w="9360"/>
+        <w:jc w:val="center"/>
+        <w:tblLayout w:type="fixed"/>
+        <w:tblLook w:firstColumn="1" w:firstRow="1" w:lastColumn="0" w:lastRow="0" w:noHBand="0" w:noVBand="1" w:val="04A0"/>
+        <w:tblInd w:type="dxa" w:w="120"/>
+        <w:tblBorders>
+          <w:top w:val="single" w:sz="6" w:color="B7B7B7"/>
+          <w:left w:val="single" w:sz="6" w:color="B7B7B7"/>
+          <w:bottom w:val="single" w:sz="6" w:color="B7B7B7"/>
+          <w:right w:val="single" w:sz="6" w:color="B7B7B7"/>
+          <w:insideH w:val="single" w:sz="6" w:color="B7B7B7"/>
+          <w:insideV w:val="single" w:sz="6" w:color="B7B7B7"/>
+        </w:tblBorders>
+      </w:tblPr>
+      <w:tblGrid>
+        <w:gridCol w:w="2100"/>
+        <w:gridCol w:w="7260"/>
+      </w:tblGrid>
+      <w:tr>
+        <w:trPr>
+          <w:tblHeader w:val="true"/>
+        </w:trPr>
+        <w:tc>
+          <w:tcPr>
+            <w:tcW w:type="dxa" w:w="2100"/>
+            <w:shd w:fill="D9EAF7"/>
+            <w:vAlign w:val="center"/>
+            <w:tcMar>
+              <w:top w:w="90" w:type="dxa"/>
+              <w:left w:w="90" w:type="dxa"/>
+              <w:bottom w:w="90" w:type="dxa"/>
+              <w:right w:w="90" w:type="dxa"/>
+            </w:tcMar>
+          </w:tcPr>
+          <w:p>
+            <w:pPr>
+              <w:spacing w:before="0" w:after="40" w:line="240" w:lineRule="auto"/>
+            </w:pPr>
+            <w:r>
+              <w:rPr>
+                <w:b/>
+                <w:sz w:val="17"/>
+              </w:rPr>
+              <w:t>Controlled field</w:t>
+            </w:r>
+          </w:p>
+        </w:tc>
+        <w:tc>
+          <w:tcPr>
+            <w:tcW w:type="dxa" w:w="7260"/>
+            <w:shd w:fill="D9EAF7"/>
+            <w:vAlign w:val="center"/>
+            <w:tcMar>
+              <w:top w:w="90" w:type="dxa"/>
+              <w:left w:w="90" w:type="dxa"/>
+              <w:bottom w:w="90" w:type="dxa"/>
+              <w:right w:w="90" w:type="dxa"/>
+            </w:tcMar>
+          </w:tcPr>
+          <w:p>
+            <w:pPr>
+              <w:spacing w:before="0" w:after="40" w:line="240" w:lineRule="auto"/>
+            </w:pPr>
+            <w:r>
+              <w:rPr>
+                <w:b/>
+                <w:sz w:val="17"/>
+              </w:rPr>
+              <w:t>Authoritative value / rule</w:t>
+            </w:r>
+          </w:p>
+        </w:tc>
+      </w:tr>
+      <w:tr>
+        <w:tc>
+          <w:tcPr>
+            <w:tcW w:type="dxa" w:w="2100"/>
+            <w:vAlign w:val="center"/>
+            <w:tcMar>
+              <w:top w:w="90" w:type="dxa"/>
+              <w:left w:w="90" w:type="dxa"/>
+              <w:bottom w:w="90" w:type="dxa"/>
+              <w:right w:w="90" w:type="dxa"/>
+            </w:tcMar>
+          </w:tcPr>
+          <w:p>
+            <w:pPr>
+              <w:spacing w:before="0" w:after="40" w:line="240" w:lineRule="auto"/>
+            </w:pPr>
+            <w:r>
+              <w:rPr>
+                <w:sz w:val="17"/>
+              </w:rPr>
+              <w:t>Proposal</w:t>
+            </w:r>
+          </w:p>
+        </w:tc>
+        <w:tc>
+          <w:tcPr>
+            <w:tcW w:type="dxa" w:w="7260"/>
+            <w:vAlign w:val="center"/>
+            <w:tcMar>
+              <w:top w:w="90" w:type="dxa"/>
+              <w:left w:w="90" w:type="dxa"/>
+              <w:bottom w:w="90" w:type="dxa"/>
+              <w:right w:w="90" w:type="dxa"/>
+            </w:tcMar>
+          </w:tcPr>
+          <w:p>
+            <w:pPr>
+              <w:spacing w:before="0" w:after="40" w:line="240" w:lineRule="auto"/>
+            </w:pPr>
+            <w:r>
+              <w:rPr>
+                <w:sz w:val="17"/>
+              </w:rPr>
+              <w:t>Eligible proposer binds the fixed proposition, exact evidence members and proposed SATISFIED/NOT_SATISFIED finding with reason; cannot edit proposition, criterion, target or aggregate.</w:t>
+            </w:r>
+          </w:p>
+        </w:tc>
+      </w:tr>
+      <w:tr>
+        <w:tc>
+          <w:tcPr>
+            <w:tcW w:type="dxa" w:w="2100"/>
+            <w:vAlign w:val="center"/>
+            <w:tcMar>
+              <w:top w:w="90" w:type="dxa"/>
+              <w:left w:w="90" w:type="dxa"/>
+              <w:bottom w:w="90" w:type="dxa"/>
+              <w:right w:w="90" w:type="dxa"/>
+            </w:tcMar>
+          </w:tcPr>
+          <w:p>
+            <w:pPr>
+              <w:spacing w:before="0" w:after="40" w:line="240" w:lineRule="auto"/>
+            </w:pPr>
+            <w:r>
+              <w:rPr>
+                <w:sz w:val="17"/>
+              </w:rPr>
+              <w:t>Independent finalisation</w:t>
+            </w:r>
+          </w:p>
+        </w:tc>
+        <w:tc>
+          <w:tcPr>
+            <w:tcW w:type="dxa" w:w="7260"/>
+            <w:vAlign w:val="center"/>
+            <w:tcMar>
+              <w:top w:w="90" w:type="dxa"/>
+              <w:left w:w="90" w:type="dxa"/>
+              <w:bottom w:w="90" w:type="dxa"/>
+              <w:right w:w="90" w:type="dxa"/>
+            </w:tcMar>
+          </w:tcPr>
+          <w:p>
+            <w:pPr>
+              <w:spacing w:before="0" w:after="40" w:line="240" w:lineRule="auto"/>
+            </w:pPr>
+            <w:r>
+              <w:rPr>
+                <w:sz w:val="17"/>
+              </w:rPr>
+              <w:t>Distinct eligible reviewer resolves the same identities/evidence, confirms or rejects the criterion finding and freezes actors/evidence/reason/hash atomically.</w:t>
+            </w:r>
+          </w:p>
+        </w:tc>
+      </w:tr>
+      <w:tr>
+        <w:tc>
+          <w:tcPr>
+            <w:tcW w:type="dxa" w:w="2100"/>
+            <w:vAlign w:val="center"/>
+            <w:tcMar>
+              <w:top w:w="90" w:type="dxa"/>
+              <w:left w:w="90" w:type="dxa"/>
+              <w:bottom w:w="90" w:type="dxa"/>
+              <w:right w:w="90" w:type="dxa"/>
+            </w:tcMar>
+          </w:tcPr>
+          <w:p>
+            <w:pPr>
+              <w:spacing w:before="0" w:after="40" w:line="240" w:lineRule="auto"/>
+            </w:pPr>
+            <w:r>
+              <w:rPr>
+                <w:sz w:val="17"/>
+              </w:rPr>
+              <w:t>Boundary</w:t>
+            </w:r>
+          </w:p>
+        </w:tc>
+        <w:tc>
+          <w:tcPr>
+            <w:tcW w:type="dxa" w:w="7260"/>
+            <w:vAlign w:val="center"/>
+            <w:tcMar>
+              <w:top w:w="90" w:type="dxa"/>
+              <w:left w:w="90" w:type="dxa"/>
+              <w:bottom w:w="90" w:type="dxa"/>
+              <w:right w:w="90" w:type="dxa"/>
+            </w:tcMar>
+          </w:tcPr>
+          <w:p>
+            <w:pPr>
+              <w:spacing w:before="0" w:after="40" w:line="240" w:lineRule="auto"/>
+            </w:pPr>
+            <w:r>
+              <w:rPr>
+                <w:sz w:val="17"/>
+              </w:rPr>
+              <w:t>Reviewer does not supply overall PASS/FAIL. Subjective NFR qualities remain reviewer propositions; machine criteria prove only presence/identity/linkage/structure/configuration facts.</w:t>
+            </w:r>
+          </w:p>
+        </w:tc>
+      </w:tr>
+    </w:tbl>
+    <w:p>
+      <w:pPr>
+        <w:pStyle w:val="Heading2"/>
+      </w:pPr>
+      <w:r>
+        <w:t>29.5 Incomplete, PASS and FAIL Finalisation</w:t>
+      </w:r>
+    </w:p>
+    <w:p>
+      <w:r>
+        <w:t>The backend verifies exact context membership, checkpoints, criterion set, source/evidence links and final findings once each. Any absent, duplicate, mismatched or unfinalised required item leaves the attempt INCOMPLETE with no ExecutedValidationResult. Complete any NOT_SATISFIED produces one immutable FAIL. Complete all SATISFIED produces one immutable PASS. A repeat starts a new attempt/context/finding/result chain.</w:t>
+      </w:r>
+    </w:p>
+    <w:p>
+      <w:pPr>
+        <w:pStyle w:val="Heading2"/>
+      </w:pPr>
+      <w:r>
+        <w:t>29.6 DC-004 Composite Branch</w:t>
+      </w:r>
+    </w:p>
+    <w:p>
+      <w:r>
+        <w:t>For VT-EXP-ALL-001 and VT-EXP-ROLE-001, execute one case-scoped DC-006 method per exact required case, each with one EXPLORATION ScenarioRun/EXPLORATORY ValidationExecution. Do not create a parent method, context, execution or direct result. Assemble the existing DC-004 composite only from the exact required constituent result/suspension sources and retain existing completeness/precedence/immutability rules.</w:t>
+      </w:r>
+    </w:p>
+    <w:p>
+      <w:r>
+        <w:t>Static case mappings establish intended parent coverage; achieved PASS/FAIL evidence requires the complete executed finding chain. A suspended constituent may produce composite BLOCKED-TEST but its planned mappings are not reported as successfully verified. Unknown/non-required cases cannot supply parent coverage.</w:t>
+      </w:r>
+    </w:p>
+    <w:p>
+      <w:pPr>
+        <w:pStyle w:val="Heading2"/>
+      </w:pPr>
+      <w:r>
+        <w:t>29.7 DC-005 Suspension Branch</w:t>
+      </w:r>
+    </w:p>
+    <w:p>
+      <w:r>
+        <w:t>At pre-entry, execution-in-progress or evidence-finalisation, the existing DC-005 target/classifier/evidence/authority workflow remains exclusive. Valid suspension creates no ExecutedValidationResult. Operational BLOCKED remains an engineering outcome and may satisfy a criterion. Missing ordinary evidence is INCOMPLETE. The DC-006 method/criterion identities and evidence become additional bound provenance; no sixth VSC condition is added.</w:t>
+      </w:r>
+    </w:p>
+    <w:p>
+      <w:pPr>
+        <w:pStyle w:val="Heading2"/>
+      </w:pPr>
+      <w:r>
+        <w:t>29.8 Review, History and Export</w:t>
+      </w:r>
+    </w:p>
+    <w:p>
+      <w:r>
+        <w:t>Review shows context, expected/observed values, source selectors/records, finding status, requirement_ids, evidence links, completeness diagnostics and backend aggregate. Historical records resolve against their source Validation Catalogue identity; Network Configuration identity is separate. Export preserves full criterion/finding/evidence and DC-004/DC-005 membership chains plus separate source/generation build provenance.</w:t>
+      </w:r>
+    </w:p>
+    <w:p>
+      <w:pPr>
+        <w:pStyle w:val="Heading2"/>
+      </w:pPr>
+      <w:r>
+        <w:t>29.9 Proposed Application Gate</w:t>
+      </w:r>
+    </w:p>
+    <w:p>
+      <w:r>
+        <w:t>DC-006 design decision is independently accepted. This Section 29 and proposed Workflow Design v0.4 are an authoritative-document application pending independent review. No machine Validation Catalogue promotion, application implementation or I9 resumption is authorised.</w:t>
       </w:r>
     </w:p>
     <w:sectPr>

--- a/01-engineering-source-documents/OT Project Workflow Design.docx
+++ b/01-engineering-source-documents/OT Project Workflow Design.docx
@@ -22888,6 +22888,11 @@
       </w:tr>
     </w:tbl>
     <w:p>
+      <w:r>
+        <w:t>For VT-TOP-DEF-001, execute the common method separately: first against the preserved Network Configuration v1.0 run to finalise its immutable FAIL, then against a new corrected Network Configuration v1.1 run to finalise the separate PASS. Link through accepted defect/correction/repeat records after each execution; do not create a context containing both runs or a meta-result over FAIL and PASS.</w:t>
+      </w:r>
+    </w:p>
+    <w:p>
       <w:pPr>
         <w:pStyle w:val="Heading2"/>
       </w:pPr>
@@ -22897,7 +22902,7 @@
     </w:p>
     <w:p>
       <w:r>
-        <w:t>For each required machine criterion, Validation/Evidence resolves the definition-owned source adapter/selector, verifies identity/provenance/evidence class, applies the exact operator/normalisation and writes one immutable finding. A source resolution failure leaves the criterion NOT_EVALUATED and the attempt INCOMPLETE unless DC-005 validly classifies the condition. No test-ID, section-ID or case-ID outcome branch is permitted.</w:t>
+        <w:t>For each required machine criterion, Validation/Evidence resolves the definition-owned source adapter/selector, verifies identity/provenance/evidence class, applies exactly one accepted primitive operator plus its separate normalisation profile and writes one immutable finding. Compound facts are split into criteria; subset/disjoint assertions use deterministic derived selectors compared with CANONICAL_SET_EQUAL. A source resolution failure leaves the criterion NOT_EVALUATED and the attempt INCOMPLETE unless DC-005 validly classifies the condition. No test-ID, section-ID or case-ID outcome branch is permitted.</w:t>
       </w:r>
     </w:p>
     <w:p>
@@ -23185,6 +23190,992 @@
         <w:t>Review shows context, expected/observed values, source selectors/records, finding status, requirement_ids, evidence links, completeness diagnostics and backend aggregate. Historical records resolve against their source Validation Catalogue identity; Network Configuration identity is separate. Export preserves full criterion/finding/evidence and DC-004/DC-005 membership chains plus separate source/generation build provenance.</w:t>
       </w:r>
     </w:p>
+    <w:p>
+      <w:pPr>
+        <w:pStyle w:val="Heading3"/>
+      </w:pPr>
+      <w:r>
+        <w:t>29.8.1 Exact NFR Review Evidence Sets</w:t>
+      </w:r>
+    </w:p>
+    <w:p>
+      <w:r>
+        <w:t>CONTROLLED_SURFACE_SET is the exact eight-member Demonstrator Design Section 14 view register below. Every member must visibly carry the fixed notice 'Simulated operation only — no real equipment control' and the exact identity profile shown. The implementation cannot add, omit or substitute a review member when executing VT-NFR-REVIEW-001.</w:t>
+      </w:r>
+    </w:p>
+    <w:tbl>
+      <w:tblPr>
+        <w:tblW w:type="dxa" w:w="9360"/>
+        <w:jc w:val="center"/>
+        <w:tblLayout w:type="fixed"/>
+        <w:tblLook w:firstColumn="1" w:firstRow="1" w:lastColumn="0" w:lastRow="0" w:noHBand="0" w:noVBand="1" w:val="04A0"/>
+        <w:tblInd w:type="dxa" w:w="120"/>
+        <w:tblBorders>
+          <w:top w:val="single" w:sz="6" w:color="B7B7B7"/>
+          <w:left w:val="single" w:sz="6" w:color="B7B7B7"/>
+          <w:bottom w:val="single" w:sz="6" w:color="B7B7B7"/>
+          <w:right w:val="single" w:sz="6" w:color="B7B7B7"/>
+          <w:insideH w:val="single" w:sz="6" w:color="B7B7B7"/>
+          <w:insideV w:val="single" w:sz="6" w:color="B7B7B7"/>
+        </w:tblBorders>
+      </w:tblPr>
+      <w:tblGrid>
+        <w:gridCol w:w="2100"/>
+        <w:gridCol w:w="7260"/>
+      </w:tblGrid>
+      <w:tr>
+        <w:trPr>
+          <w:tblHeader w:val="true"/>
+        </w:trPr>
+        <w:tc>
+          <w:tcPr>
+            <w:tcW w:type="dxa" w:w="2100"/>
+            <w:shd w:fill="D9EAF7"/>
+            <w:vAlign w:val="center"/>
+            <w:tcMar>
+              <w:top w:w="90" w:type="dxa"/>
+              <w:left w:w="90" w:type="dxa"/>
+              <w:bottom w:w="90" w:type="dxa"/>
+              <w:right w:w="90" w:type="dxa"/>
+            </w:tcMar>
+          </w:tcPr>
+          <w:p>
+            <w:pPr>
+              <w:spacing w:before="0" w:after="40" w:line="240" w:lineRule="auto"/>
+            </w:pPr>
+            <w:r>
+              <w:rPr>
+                <w:b/>
+                <w:sz w:val="17"/>
+              </w:rPr>
+              <w:t>Controlled field</w:t>
+            </w:r>
+          </w:p>
+        </w:tc>
+        <w:tc>
+          <w:tcPr>
+            <w:tcW w:type="dxa" w:w="7260"/>
+            <w:shd w:fill="D9EAF7"/>
+            <w:vAlign w:val="center"/>
+            <w:tcMar>
+              <w:top w:w="90" w:type="dxa"/>
+              <w:left w:w="90" w:type="dxa"/>
+              <w:bottom w:w="90" w:type="dxa"/>
+              <w:right w:w="90" w:type="dxa"/>
+            </w:tcMar>
+          </w:tcPr>
+          <w:p>
+            <w:pPr>
+              <w:spacing w:before="0" w:after="40" w:line="240" w:lineRule="auto"/>
+            </w:pPr>
+            <w:r>
+              <w:rPr>
+                <w:b/>
+                <w:sz w:val="17"/>
+              </w:rPr>
+              <w:t>Authoritative value / rule</w:t>
+            </w:r>
+          </w:p>
+        </w:tc>
+      </w:tr>
+      <w:tr>
+        <w:tc>
+          <w:tcPr>
+            <w:tcW w:type="dxa" w:w="2100"/>
+            <w:vAlign w:val="center"/>
+            <w:tcMar>
+              <w:top w:w="90" w:type="dxa"/>
+              <w:left w:w="90" w:type="dxa"/>
+              <w:bottom w:w="90" w:type="dxa"/>
+              <w:right w:w="90" w:type="dxa"/>
+            </w:tcMar>
+          </w:tcPr>
+          <w:p>
+            <w:pPr>
+              <w:spacing w:before="0" w:after="40" w:line="240" w:lineRule="auto"/>
+            </w:pPr>
+            <w:r>
+              <w:rPr>
+                <w:sz w:val="17"/>
+              </w:rPr>
+              <w:t>Start / Run Setup</w:t>
+            </w:r>
+          </w:p>
+        </w:tc>
+        <w:tc>
+          <w:tcPr>
+            <w:tcW w:type="dxa" w:w="7260"/>
+            <w:vAlign w:val="center"/>
+            <w:tcMar>
+              <w:top w:w="90" w:type="dxa"/>
+              <w:left w:w="90" w:type="dxa"/>
+              <w:bottom w:w="90" w:type="dxa"/>
+              <w:right w:w="90" w:type="dxa"/>
+            </w:tcMar>
+          </w:tcPr>
+          <w:p>
+            <w:pPr>
+              <w:spacing w:before="0" w:after="40" w:line="240" w:lineRule="auto"/>
+            </w:pPr>
+            <w:r>
+              <w:rPr>
+                <w:sz w:val="17"/>
+              </w:rPr>
+              <w:t>Fixed notice; mode; test and Validation Catalogue identity; Network Configuration identity; Exploration fault selection where applicable; backend build identity; initial-condition preview; full run identity after creation.</w:t>
+            </w:r>
+          </w:p>
+        </w:tc>
+      </w:tr>
+      <w:tr>
+        <w:tc>
+          <w:tcPr>
+            <w:tcW w:type="dxa" w:w="2100"/>
+            <w:vAlign w:val="center"/>
+            <w:tcMar>
+              <w:top w:w="90" w:type="dxa"/>
+              <w:left w:w="90" w:type="dxa"/>
+              <w:bottom w:w="90" w:type="dxa"/>
+              <w:right w:w="90" w:type="dxa"/>
+            </w:tcMar>
+          </w:tcPr>
+          <w:p>
+            <w:pPr>
+              <w:spacing w:before="0" w:after="40" w:line="240" w:lineRule="auto"/>
+            </w:pPr>
+            <w:r>
+              <w:rPr>
+                <w:sz w:val="17"/>
+              </w:rPr>
+              <w:t>Operational Workspace</w:t>
+            </w:r>
+          </w:p>
+        </w:tc>
+        <w:tc>
+          <w:tcPr>
+            <w:tcW w:type="dxa" w:w="7260"/>
+            <w:vAlign w:val="center"/>
+            <w:tcMar>
+              <w:top w:w="90" w:type="dxa"/>
+              <w:left w:w="90" w:type="dxa"/>
+              <w:bottom w:w="90" w:type="dxa"/>
+              <w:right w:w="90" w:type="dxa"/>
+            </w:tcMar>
+          </w:tcPr>
+          <w:p>
+            <w:pPr>
+              <w:spacing w:before="0" w:after="40" w:line="240" w:lineRule="auto"/>
+            </w:pPr>
+            <w:r>
+              <w:rPr>
+                <w:sz w:val="17"/>
+              </w:rPr>
+              <w:t>Fixed notice; full run identity; mode; Network Configuration identity; selected/controlled fault; workflow/N-state; state revision; evidence class; backend build identity.</w:t>
+            </w:r>
+          </w:p>
+        </w:tc>
+      </w:tr>
+      <w:tr>
+        <w:tc>
+          <w:tcPr>
+            <w:tcW w:type="dxa" w:w="2100"/>
+            <w:vAlign w:val="center"/>
+            <w:tcMar>
+              <w:top w:w="90" w:type="dxa"/>
+              <w:left w:w="90" w:type="dxa"/>
+              <w:bottom w:w="90" w:type="dxa"/>
+              <w:right w:w="90" w:type="dxa"/>
+            </w:tcMar>
+          </w:tcPr>
+          <w:p>
+            <w:pPr>
+              <w:spacing w:before="0" w:after="40" w:line="240" w:lineRule="auto"/>
+            </w:pPr>
+            <w:r>
+              <w:rPr>
+                <w:sz w:val="17"/>
+              </w:rPr>
+              <w:t>Telemetry &amp; Events</w:t>
+            </w:r>
+          </w:p>
+        </w:tc>
+        <w:tc>
+          <w:tcPr>
+            <w:tcW w:type="dxa" w:w="7260"/>
+            <w:vAlign w:val="center"/>
+            <w:tcMar>
+              <w:top w:w="90" w:type="dxa"/>
+              <w:left w:w="90" w:type="dxa"/>
+              <w:bottom w:w="90" w:type="dxa"/>
+              <w:right w:w="90" w:type="dxa"/>
+            </w:tcMar>
+          </w:tcPr>
+          <w:p>
+            <w:pPr>
+              <w:spacing w:before="0" w:after="40" w:line="240" w:lineRule="auto"/>
+            </w:pPr>
+            <w:r>
+              <w:rPr>
+                <w:sz w:val="17"/>
+              </w:rPr>
+              <w:t>Fixed notice; full run identity; telemetry value/quality/timestamp/age/freshness/reasons; exact event type/sequence/time/revision/source identity.</w:t>
+            </w:r>
+          </w:p>
+        </w:tc>
+      </w:tr>
+      <w:tr>
+        <w:tc>
+          <w:tcPr>
+            <w:tcW w:type="dxa" w:w="2100"/>
+            <w:vAlign w:val="center"/>
+            <w:tcMar>
+              <w:top w:w="90" w:type="dxa"/>
+              <w:left w:w="90" w:type="dxa"/>
+              <w:bottom w:w="90" w:type="dxa"/>
+              <w:right w:w="90" w:type="dxa"/>
+            </w:tcMar>
+          </w:tcPr>
+          <w:p>
+            <w:pPr>
+              <w:spacing w:before="0" w:after="40" w:line="240" w:lineRule="auto"/>
+            </w:pPr>
+            <w:r>
+              <w:rPr>
+                <w:sz w:val="17"/>
+              </w:rPr>
+              <w:t>Restoration Assessment</w:t>
+            </w:r>
+          </w:p>
+        </w:tc>
+        <w:tc>
+          <w:tcPr>
+            <w:tcW w:type="dxa" w:w="7260"/>
+            <w:vAlign w:val="center"/>
+            <w:tcMar>
+              <w:top w:w="90" w:type="dxa"/>
+              <w:left w:w="90" w:type="dxa"/>
+              <w:bottom w:w="90" w:type="dxa"/>
+              <w:right w:w="90" w:type="dxa"/>
+            </w:tcMar>
+          </w:tcPr>
+          <w:p>
+            <w:pPr>
+              <w:spacing w:before="0" w:after="40" w:line="240" w:lineRule="auto"/>
+            </w:pPr>
+            <w:r>
+              <w:rPr>
+                <w:sz w:val="17"/>
+              </w:rPr>
+              <w:t>Fixed notice; full run and Network Configuration identities; assessment/candidate identities; bound revisions/evidence; permissives; calculation inputs/results; outcome/status.</w:t>
+            </w:r>
+          </w:p>
+        </w:tc>
+      </w:tr>
+      <w:tr>
+        <w:tc>
+          <w:tcPr>
+            <w:tcW w:type="dxa" w:w="2100"/>
+            <w:vAlign w:val="center"/>
+            <w:tcMar>
+              <w:top w:w="90" w:type="dxa"/>
+              <w:left w:w="90" w:type="dxa"/>
+              <w:bottom w:w="90" w:type="dxa"/>
+              <w:right w:w="90" w:type="dxa"/>
+            </w:tcMar>
+          </w:tcPr>
+          <w:p>
+            <w:pPr>
+              <w:spacing w:before="0" w:after="40" w:line="240" w:lineRule="auto"/>
+            </w:pPr>
+            <w:r>
+              <w:rPr>
+                <w:sz w:val="17"/>
+              </w:rPr>
+              <w:t>Formal Validation</w:t>
+            </w:r>
+          </w:p>
+        </w:tc>
+        <w:tc>
+          <w:tcPr>
+            <w:tcW w:type="dxa" w:w="7260"/>
+            <w:vAlign w:val="center"/>
+            <w:tcMar>
+              <w:top w:w="90" w:type="dxa"/>
+              <w:left w:w="90" w:type="dxa"/>
+              <w:bottom w:w="90" w:type="dxa"/>
+              <w:right w:w="90" w:type="dxa"/>
+            </w:tcMar>
+          </w:tcPr>
+          <w:p>
+            <w:pPr>
+              <w:spacing w:before="0" w:after="40" w:line="240" w:lineRule="auto"/>
+            </w:pPr>
+            <w:r>
+              <w:rPr>
+                <w:sz w:val="17"/>
+              </w:rPr>
+              <w:t>Fixed notice; Validation Catalogue/test/method/criterion identities; execution/run/Network Configuration/build identities; FORMAL evidence class; checkpoints/findings/result.</w:t>
+            </w:r>
+          </w:p>
+        </w:tc>
+      </w:tr>
+      <w:tr>
+        <w:tc>
+          <w:tcPr>
+            <w:tcW w:type="dxa" w:w="2100"/>
+            <w:vAlign w:val="center"/>
+            <w:tcMar>
+              <w:top w:w="90" w:type="dxa"/>
+              <w:left w:w="90" w:type="dxa"/>
+              <w:bottom w:w="90" w:type="dxa"/>
+              <w:right w:w="90" w:type="dxa"/>
+            </w:tcMar>
+          </w:tcPr>
+          <w:p>
+            <w:pPr>
+              <w:spacing w:before="0" w:after="40" w:line="240" w:lineRule="auto"/>
+            </w:pPr>
+            <w:r>
+              <w:rPr>
+                <w:sz w:val="17"/>
+              </w:rPr>
+              <w:t>Evidence Library</w:t>
+            </w:r>
+          </w:p>
+        </w:tc>
+        <w:tc>
+          <w:tcPr>
+            <w:tcW w:type="dxa" w:w="7260"/>
+            <w:vAlign w:val="center"/>
+            <w:tcMar>
+              <w:top w:w="90" w:type="dxa"/>
+              <w:left w:w="90" w:type="dxa"/>
+              <w:bottom w:w="90" w:type="dxa"/>
+              <w:right w:w="90" w:type="dxa"/>
+            </w:tcMar>
+          </w:tcPr>
+          <w:p>
+            <w:pPr>
+              <w:spacing w:before="0" w:after="40" w:line="240" w:lineRule="auto"/>
+            </w:pPr>
+            <w:r>
+              <w:rPr>
+                <w:sz w:val="17"/>
+              </w:rPr>
+              <w:t>Fixed notice; evidence/package identities and class; source catalogue/configuration/execution/build identities; separate generation-build identity; immutable hashes/links.</w:t>
+            </w:r>
+          </w:p>
+        </w:tc>
+      </w:tr>
+      <w:tr>
+        <w:tc>
+          <w:tcPr>
+            <w:tcW w:type="dxa" w:w="2100"/>
+            <w:vAlign w:val="center"/>
+            <w:tcMar>
+              <w:top w:w="90" w:type="dxa"/>
+              <w:left w:w="90" w:type="dxa"/>
+              <w:bottom w:w="90" w:type="dxa"/>
+              <w:right w:w="90" w:type="dxa"/>
+            </w:tcMar>
+          </w:tcPr>
+          <w:p>
+            <w:pPr>
+              <w:spacing w:before="0" w:after="40" w:line="240" w:lineRule="auto"/>
+            </w:pPr>
+            <w:r>
+              <w:rPr>
+                <w:sz w:val="17"/>
+              </w:rPr>
+              <w:t>Defect Investigation</w:t>
+            </w:r>
+          </w:p>
+        </w:tc>
+        <w:tc>
+          <w:tcPr>
+            <w:tcW w:type="dxa" w:w="7260"/>
+            <w:vAlign w:val="center"/>
+            <w:tcMar>
+              <w:top w:w="90" w:type="dxa"/>
+              <w:left w:w="90" w:type="dxa"/>
+              <w:bottom w:w="90" w:type="dxa"/>
+              <w:right w:w="90" w:type="dxa"/>
+            </w:tcMar>
+          </w:tcPr>
+          <w:p>
+            <w:pPr>
+              <w:spacing w:before="0" w:after="40" w:line="240" w:lineRule="auto"/>
+            </w:pPr>
+            <w:r>
+              <w:rPr>
+                <w:sz w:val="17"/>
+              </w:rPr>
+              <w:t>Fixed notice; Network Configuration v1.0 failure, DEF-001, COR-001, corrected v1.1 repeat/regression identities; same-build and source-catalogue provenance.</w:t>
+            </w:r>
+          </w:p>
+        </w:tc>
+      </w:tr>
+      <w:tr>
+        <w:tc>
+          <w:tcPr>
+            <w:tcW w:type="dxa" w:w="2100"/>
+            <w:vAlign w:val="center"/>
+            <w:tcMar>
+              <w:top w:w="90" w:type="dxa"/>
+              <w:left w:w="90" w:type="dxa"/>
+              <w:bottom w:w="90" w:type="dxa"/>
+              <w:right w:w="90" w:type="dxa"/>
+            </w:tcMar>
+          </w:tcPr>
+          <w:p>
+            <w:pPr>
+              <w:spacing w:before="0" w:after="40" w:line="240" w:lineRule="auto"/>
+            </w:pPr>
+            <w:r>
+              <w:rPr>
+                <w:sz w:val="17"/>
+              </w:rPr>
+              <w:t>Engineering Basis</w:t>
+            </w:r>
+          </w:p>
+        </w:tc>
+        <w:tc>
+          <w:tcPr>
+            <w:tcW w:type="dxa" w:w="7260"/>
+            <w:vAlign w:val="center"/>
+            <w:tcMar>
+              <w:top w:w="90" w:type="dxa"/>
+              <w:left w:w="90" w:type="dxa"/>
+              <w:bottom w:w="90" w:type="dxa"/>
+              <w:right w:w="90" w:type="dxa"/>
+            </w:tcMar>
+          </w:tcPr>
+          <w:p>
+            <w:pPr>
+              <w:spacing w:before="0" w:after="40" w:line="240" w:lineRule="auto"/>
+            </w:pPr>
+            <w:r>
+              <w:rPr>
+                <w:sz w:val="17"/>
+              </w:rPr>
+              <w:t>Fixed notice; authoritative artefact/version/hash; requirement/source/module/view traceability; build metadata; read-only/no operational action.</w:t>
+            </w:r>
+          </w:p>
+        </w:tc>
+      </w:tr>
+    </w:tbl>
+    <w:p>
+      <w:r>
+        <w:t>STRUCTURAL_RECORD_SET is the following exact concrete review-member set. It is not an open-ended schema-adapter result: membership and one controlling owner are frozen below. A later accepted design change is required to add, remove, rename or reassign a member for this validation method.</w:t>
+      </w:r>
+    </w:p>
+    <w:tbl>
+      <w:tblPr>
+        <w:tblW w:type="dxa" w:w="9360"/>
+        <w:jc w:val="center"/>
+        <w:tblLayout w:type="fixed"/>
+        <w:tblLook w:firstColumn="1" w:firstRow="1" w:lastColumn="0" w:lastRow="0" w:noHBand="0" w:noVBand="1" w:val="04A0"/>
+        <w:tblInd w:type="dxa" w:w="120"/>
+        <w:tblBorders>
+          <w:top w:val="single" w:sz="6" w:color="B7B7B7"/>
+          <w:left w:val="single" w:sz="6" w:color="B7B7B7"/>
+          <w:bottom w:val="single" w:sz="6" w:color="B7B7B7"/>
+          <w:right w:val="single" w:sz="6" w:color="B7B7B7"/>
+          <w:insideH w:val="single" w:sz="6" w:color="B7B7B7"/>
+          <w:insideV w:val="single" w:sz="6" w:color="B7B7B7"/>
+        </w:tblBorders>
+      </w:tblPr>
+      <w:tblGrid>
+        <w:gridCol w:w="2100"/>
+        <w:gridCol w:w="7260"/>
+      </w:tblGrid>
+      <w:tr>
+        <w:trPr>
+          <w:tblHeader w:val="true"/>
+        </w:trPr>
+        <w:tc>
+          <w:tcPr>
+            <w:tcW w:type="dxa" w:w="2100"/>
+            <w:shd w:fill="D9EAF7"/>
+            <w:vAlign w:val="center"/>
+            <w:tcMar>
+              <w:top w:w="90" w:type="dxa"/>
+              <w:left w:w="90" w:type="dxa"/>
+              <w:bottom w:w="90" w:type="dxa"/>
+              <w:right w:w="90" w:type="dxa"/>
+            </w:tcMar>
+          </w:tcPr>
+          <w:p>
+            <w:pPr>
+              <w:spacing w:before="0" w:after="40" w:line="240" w:lineRule="auto"/>
+            </w:pPr>
+            <w:r>
+              <w:rPr>
+                <w:b/>
+                <w:sz w:val="17"/>
+              </w:rPr>
+              <w:t>Controlled field</w:t>
+            </w:r>
+          </w:p>
+        </w:tc>
+        <w:tc>
+          <w:tcPr>
+            <w:tcW w:type="dxa" w:w="7260"/>
+            <w:shd w:fill="D9EAF7"/>
+            <w:vAlign w:val="center"/>
+            <w:tcMar>
+              <w:top w:w="90" w:type="dxa"/>
+              <w:left w:w="90" w:type="dxa"/>
+              <w:bottom w:w="90" w:type="dxa"/>
+              <w:right w:w="90" w:type="dxa"/>
+            </w:tcMar>
+          </w:tcPr>
+          <w:p>
+            <w:pPr>
+              <w:spacing w:before="0" w:after="40" w:line="240" w:lineRule="auto"/>
+            </w:pPr>
+            <w:r>
+              <w:rPr>
+                <w:b/>
+                <w:sz w:val="17"/>
+              </w:rPr>
+              <w:t>Authoritative value / rule</w:t>
+            </w:r>
+          </w:p>
+        </w:tc>
+      </w:tr>
+      <w:tr>
+        <w:tc>
+          <w:tcPr>
+            <w:tcW w:type="dxa" w:w="2100"/>
+            <w:vAlign w:val="center"/>
+            <w:tcMar>
+              <w:top w:w="90" w:type="dxa"/>
+              <w:left w:w="90" w:type="dxa"/>
+              <w:bottom w:w="90" w:type="dxa"/>
+              <w:right w:w="90" w:type="dxa"/>
+            </w:tcMar>
+          </w:tcPr>
+          <w:p>
+            <w:pPr>
+              <w:spacing w:before="0" w:after="40" w:line="240" w:lineRule="auto"/>
+            </w:pPr>
+            <w:r>
+              <w:rPr>
+                <w:sz w:val="17"/>
+              </w:rPr>
+              <w:t>configuration</w:t>
+            </w:r>
+          </w:p>
+        </w:tc>
+        <w:tc>
+          <w:tcPr>
+            <w:tcW w:type="dxa" w:w="7260"/>
+            <w:vAlign w:val="center"/>
+            <w:tcMar>
+              <w:top w:w="90" w:type="dxa"/>
+              <w:left w:w="90" w:type="dxa"/>
+              <w:bottom w:w="90" w:type="dxa"/>
+              <w:right w:w="90" w:type="dxa"/>
+            </w:tcMar>
+          </w:tcPr>
+          <w:p>
+            <w:pPr>
+              <w:spacing w:before="0" w:after="40" w:line="240" w:lineRule="auto"/>
+            </w:pPr>
+            <w:r>
+              <w:rPr>
+                <w:sz w:val="17"/>
+              </w:rPr>
+              <w:t>ConfigurationCatalogEntry; NetworkEntity; ConnectivityEdge; LoadCapacity; CustomerZoneMapping; ConfigurationManifest</w:t>
+            </w:r>
+          </w:p>
+        </w:tc>
+      </w:tr>
+      <w:tr>
+        <w:tc>
+          <w:tcPr>
+            <w:tcW w:type="dxa" w:w="2100"/>
+            <w:vAlign w:val="center"/>
+            <w:tcMar>
+              <w:top w:w="90" w:type="dxa"/>
+              <w:left w:w="90" w:type="dxa"/>
+              <w:bottom w:w="90" w:type="dxa"/>
+              <w:right w:w="90" w:type="dxa"/>
+            </w:tcMar>
+          </w:tcPr>
+          <w:p>
+            <w:pPr>
+              <w:spacing w:before="0" w:after="40" w:line="240" w:lineRule="auto"/>
+            </w:pPr>
+            <w:r>
+              <w:rPr>
+                <w:sz w:val="17"/>
+              </w:rPr>
+              <w:t>scenario</w:t>
+            </w:r>
+          </w:p>
+        </w:tc>
+        <w:tc>
+          <w:tcPr>
+            <w:tcW w:type="dxa" w:w="7260"/>
+            <w:vAlign w:val="center"/>
+            <w:tcMar>
+              <w:top w:w="90" w:type="dxa"/>
+              <w:left w:w="90" w:type="dxa"/>
+              <w:bottom w:w="90" w:type="dxa"/>
+              <w:right w:w="90" w:type="dxa"/>
+            </w:tcMar>
+          </w:tcPr>
+          <w:p>
+            <w:pPr>
+              <w:spacing w:before="0" w:after="40" w:line="240" w:lineRule="auto"/>
+            </w:pPr>
+            <w:r>
+              <w:rPr>
+                <w:sz w:val="17"/>
+              </w:rPr>
+              <w:t>ScenarioRun</w:t>
+            </w:r>
+          </w:p>
+        </w:tc>
+      </w:tr>
+      <w:tr>
+        <w:tc>
+          <w:tcPr>
+            <w:tcW w:type="dxa" w:w="2100"/>
+            <w:vAlign w:val="center"/>
+            <w:tcMar>
+              <w:top w:w="90" w:type="dxa"/>
+              <w:left w:w="90" w:type="dxa"/>
+              <w:bottom w:w="90" w:type="dxa"/>
+              <w:right w:w="90" w:type="dxa"/>
+            </w:tcMar>
+          </w:tcPr>
+          <w:p>
+            <w:pPr>
+              <w:spacing w:before="0" w:after="40" w:line="240" w:lineRule="auto"/>
+            </w:pPr>
+            <w:r>
+              <w:rPr>
+                <w:sz w:val="17"/>
+              </w:rPr>
+              <w:t>telemetry</w:t>
+            </w:r>
+          </w:p>
+        </w:tc>
+        <w:tc>
+          <w:tcPr>
+            <w:tcW w:type="dxa" w:w="7260"/>
+            <w:vAlign w:val="center"/>
+            <w:tcMar>
+              <w:top w:w="90" w:type="dxa"/>
+              <w:left w:w="90" w:type="dxa"/>
+              <w:bottom w:w="90" w:type="dxa"/>
+              <w:right w:w="90" w:type="dxa"/>
+            </w:tcMar>
+          </w:tcPr>
+          <w:p>
+            <w:pPr>
+              <w:spacing w:before="0" w:after="40" w:line="240" w:lineRule="auto"/>
+            </w:pPr>
+            <w:r>
+              <w:rPr>
+                <w:sz w:val="17"/>
+              </w:rPr>
+              <w:t>TelemetryPoint; TelemetryValidity; Alarm; TelemetrySnapshot</w:t>
+            </w:r>
+          </w:p>
+        </w:tc>
+      </w:tr>
+      <w:tr>
+        <w:tc>
+          <w:tcPr>
+            <w:tcW w:type="dxa" w:w="2100"/>
+            <w:vAlign w:val="center"/>
+            <w:tcMar>
+              <w:top w:w="90" w:type="dxa"/>
+              <w:left w:w="90" w:type="dxa"/>
+              <w:bottom w:w="90" w:type="dxa"/>
+              <w:right w:w="90" w:type="dxa"/>
+            </w:tcMar>
+          </w:tcPr>
+          <w:p>
+            <w:pPr>
+              <w:spacing w:before="0" w:after="40" w:line="240" w:lineRule="auto"/>
+            </w:pPr>
+            <w:r>
+              <w:rPr>
+                <w:sz w:val="17"/>
+              </w:rPr>
+              <w:t>topology/outage</w:t>
+            </w:r>
+          </w:p>
+        </w:tc>
+        <w:tc>
+          <w:tcPr>
+            <w:tcW w:type="dxa" w:w="7260"/>
+            <w:vAlign w:val="center"/>
+            <w:tcMar>
+              <w:top w:w="90" w:type="dxa"/>
+              <w:left w:w="90" w:type="dxa"/>
+              <w:bottom w:w="90" w:type="dxa"/>
+              <w:right w:w="90" w:type="dxa"/>
+            </w:tcMar>
+          </w:tcPr>
+          <w:p>
+            <w:pPr>
+              <w:spacing w:before="0" w:after="40" w:line="240" w:lineRule="auto"/>
+            </w:pPr>
+            <w:r>
+              <w:rPr>
+                <w:sz w:val="17"/>
+              </w:rPr>
+              <w:t>TopologySnapshot; SectionDerivedState; IsolationProof; OutageSnapshot; CalculationTrace</w:t>
+            </w:r>
+          </w:p>
+        </w:tc>
+      </w:tr>
+      <w:tr>
+        <w:tc>
+          <w:tcPr>
+            <w:tcW w:type="dxa" w:w="2100"/>
+            <w:vAlign w:val="center"/>
+            <w:tcMar>
+              <w:top w:w="90" w:type="dxa"/>
+              <w:left w:w="90" w:type="dxa"/>
+              <w:bottom w:w="90" w:type="dxa"/>
+              <w:right w:w="90" w:type="dxa"/>
+            </w:tcMar>
+          </w:tcPr>
+          <w:p>
+            <w:pPr>
+              <w:spacing w:before="0" w:after="40" w:line="240" w:lineRule="auto"/>
+            </w:pPr>
+            <w:r>
+              <w:rPr>
+                <w:sz w:val="17"/>
+              </w:rPr>
+              <w:t>restoration</w:t>
+            </w:r>
+          </w:p>
+        </w:tc>
+        <w:tc>
+          <w:tcPr>
+            <w:tcW w:type="dxa" w:w="7260"/>
+            <w:vAlign w:val="center"/>
+            <w:tcMar>
+              <w:top w:w="90" w:type="dxa"/>
+              <w:left w:w="90" w:type="dxa"/>
+              <w:bottom w:w="90" w:type="dxa"/>
+              <w:right w:w="90" w:type="dxa"/>
+            </w:tcMar>
+          </w:tcPr>
+          <w:p>
+            <w:pPr>
+              <w:spacing w:before="0" w:after="40" w:line="240" w:lineRule="auto"/>
+            </w:pPr>
+            <w:r>
+              <w:rPr>
+                <w:sz w:val="17"/>
+              </w:rPr>
+              <w:t>RestorationCandidate; PermissiveResult; RestorationAssessment; AssessmentInvalidation; RestorationExecutionBinding</w:t>
+            </w:r>
+          </w:p>
+        </w:tc>
+      </w:tr>
+      <w:tr>
+        <w:tc>
+          <w:tcPr>
+            <w:tcW w:type="dxa" w:w="2100"/>
+            <w:vAlign w:val="center"/>
+            <w:tcMar>
+              <w:top w:w="90" w:type="dxa"/>
+              <w:left w:w="90" w:type="dxa"/>
+              <w:bottom w:w="90" w:type="dxa"/>
+              <w:right w:w="90" w:type="dxa"/>
+            </w:tcMar>
+          </w:tcPr>
+          <w:p>
+            <w:pPr>
+              <w:spacing w:before="0" w:after="40" w:line="240" w:lineRule="auto"/>
+            </w:pPr>
+            <w:r>
+              <w:rPr>
+                <w:sz w:val="17"/>
+              </w:rPr>
+              <w:t>events</w:t>
+            </w:r>
+          </w:p>
+        </w:tc>
+        <w:tc>
+          <w:tcPr>
+            <w:tcW w:type="dxa" w:w="7260"/>
+            <w:vAlign w:val="center"/>
+            <w:tcMar>
+              <w:top w:w="90" w:type="dxa"/>
+              <w:left w:w="90" w:type="dxa"/>
+              <w:bottom w:w="90" w:type="dxa"/>
+              <w:right w:w="90" w:type="dxa"/>
+            </w:tcMar>
+          </w:tcPr>
+          <w:p>
+            <w:pPr>
+              <w:spacing w:before="0" w:after="40" w:line="240" w:lineRule="auto"/>
+            </w:pPr>
+            <w:r>
+              <w:rPr>
+                <w:sz w:val="17"/>
+              </w:rPr>
+              <w:t>OperationalEvent</w:t>
+            </w:r>
+          </w:p>
+        </w:tc>
+      </w:tr>
+      <w:tr>
+        <w:tc>
+          <w:tcPr>
+            <w:tcW w:type="dxa" w:w="2100"/>
+            <w:vAlign w:val="center"/>
+            <w:tcMar>
+              <w:top w:w="90" w:type="dxa"/>
+              <w:left w:w="90" w:type="dxa"/>
+              <w:bottom w:w="90" w:type="dxa"/>
+              <w:right w:w="90" w:type="dxa"/>
+            </w:tcMar>
+          </w:tcPr>
+          <w:p>
+            <w:pPr>
+              <w:spacing w:before="0" w:after="40" w:line="240" w:lineRule="auto"/>
+            </w:pPr>
+            <w:r>
+              <w:rPr>
+                <w:sz w:val="17"/>
+              </w:rPr>
+              <w:t>validation</w:t>
+            </w:r>
+          </w:p>
+        </w:tc>
+        <w:tc>
+          <w:tcPr>
+            <w:tcW w:type="dxa" w:w="7260"/>
+            <w:vAlign w:val="center"/>
+            <w:tcMar>
+              <w:top w:w="90" w:type="dxa"/>
+              <w:left w:w="90" w:type="dxa"/>
+              <w:bottom w:w="90" w:type="dxa"/>
+              <w:right w:w="90" w:type="dxa"/>
+            </w:tcMar>
+          </w:tcPr>
+          <w:p>
+            <w:pPr>
+              <w:spacing w:before="0" w:after="40" w:line="240" w:lineRule="auto"/>
+            </w:pPr>
+            <w:r>
+              <w:rPr>
+                <w:sz w:val="17"/>
+              </w:rPr>
+              <w:t>TestDefinition; ValidationExecution; EvidenceSnapshot; ExecutedValidationResult; DefectRecord; CorrectionRecord; RepeatLink</w:t>
+            </w:r>
+          </w:p>
+        </w:tc>
+      </w:tr>
+      <w:tr>
+        <w:tc>
+          <w:tcPr>
+            <w:tcW w:type="dxa" w:w="2100"/>
+            <w:vAlign w:val="center"/>
+            <w:tcMar>
+              <w:top w:w="90" w:type="dxa"/>
+              <w:left w:w="90" w:type="dxa"/>
+              <w:bottom w:w="90" w:type="dxa"/>
+              <w:right w:w="90" w:type="dxa"/>
+            </w:tcMar>
+          </w:tcPr>
+          <w:p>
+            <w:pPr>
+              <w:spacing w:before="0" w:after="40" w:line="240" w:lineRule="auto"/>
+            </w:pPr>
+            <w:r>
+              <w:rPr>
+                <w:sz w:val="17"/>
+              </w:rPr>
+              <w:t>validation_assurance</w:t>
+            </w:r>
+          </w:p>
+        </w:tc>
+        <w:tc>
+          <w:tcPr>
+            <w:tcW w:type="dxa" w:w="7260"/>
+            <w:vAlign w:val="center"/>
+            <w:tcMar>
+              <w:top w:w="90" w:type="dxa"/>
+              <w:left w:w="90" w:type="dxa"/>
+              <w:bottom w:w="90" w:type="dxa"/>
+              <w:right w:w="90" w:type="dxa"/>
+            </w:tcMar>
+          </w:tcPr>
+          <w:p>
+            <w:pPr>
+              <w:spacing w:before="0" w:after="40" w:line="240" w:lineRule="auto"/>
+            </w:pPr>
+            <w:r>
+              <w:rPr>
+                <w:sz w:val="17"/>
+              </w:rPr>
+              <w:t>ConstituentCaseDefinition; CompositeValidationResult; CompositeConstituentLink; AcceptedCatalogueRevision; ValidationSuspensionCondition; ValidationSuspensionRecord; SuspensionEvidenceRecord; ValidationAttempt; ValidationTargetSelection; DeterminationMethodDefinition; CriterionDefinition; DeterminationContext; CriterionFinding; EngineeringReviewProposal; EngineeringReviewFinalisation</w:t>
+            </w:r>
+          </w:p>
+        </w:tc>
+      </w:tr>
+      <w:tr>
+        <w:tc>
+          <w:tcPr>
+            <w:tcW w:type="dxa" w:w="2100"/>
+            <w:vAlign w:val="center"/>
+            <w:tcMar>
+              <w:top w:w="90" w:type="dxa"/>
+              <w:left w:w="90" w:type="dxa"/>
+              <w:bottom w:w="90" w:type="dxa"/>
+              <w:right w:w="90" w:type="dxa"/>
+            </w:tcMar>
+          </w:tcPr>
+          <w:p>
+            <w:pPr>
+              <w:spacing w:before="0" w:after="40" w:line="240" w:lineRule="auto"/>
+            </w:pPr>
+            <w:r>
+              <w:rPr>
+                <w:sz w:val="17"/>
+              </w:rPr>
+              <w:t>evidence_export</w:t>
+            </w:r>
+          </w:p>
+        </w:tc>
+        <w:tc>
+          <w:tcPr>
+            <w:tcW w:type="dxa" w:w="7260"/>
+            <w:vAlign w:val="center"/>
+            <w:tcMar>
+              <w:top w:w="90" w:type="dxa"/>
+              <w:left w:w="90" w:type="dxa"/>
+              <w:bottom w:w="90" w:type="dxa"/>
+              <w:right w:w="90" w:type="dxa"/>
+            </w:tcMar>
+          </w:tcPr>
+          <w:p>
+            <w:pPr>
+              <w:spacing w:before="0" w:after="40" w:line="240" w:lineRule="auto"/>
+            </w:pPr>
+            <w:r>
+              <w:rPr>
+                <w:sz w:val="17"/>
+              </w:rPr>
+              <w:t>EvidencePackage</w:t>
+            </w:r>
+          </w:p>
+        </w:tc>
+      </w:tr>
+    </w:tbl>
     <w:p>
       <w:pPr>
         <w:pStyle w:val="Heading2"/>

--- a/01-engineering-source-documents/OT Project Workflow Design.docx
+++ b/01-engineering-source-documents/OT Project Workflow Design.docx
@@ -25,9 +25,9 @@
         <w:br/>
         <w:t>Document: OT Project Workflow Design</w:t>
         <w:br/>
-        <w:t>Version: 0.4 (proposed)</w:t>
+        <w:t>Version: 0.4</w:t>
         <w:br/>
-        <w:t>Status: Draft — DC-006 authoritative-document application pending independent review; accepted baseline remains Workflow Design v0.3</w:t>
+        <w:t>Status: Draft — accepted authoritative workflow baseline through DC-006; supersedes v0.3; machine/catalogue application pending separate authorisation; I9 stopped</w:t>
       </w:r>
     </w:p>
     <w:p>
@@ -22375,12 +22375,12 @@
         <w:pStyle w:val="Heading1"/>
       </w:pPr>
       <w:r>
-        <w:t>29. Proposed Controlled Amendment — DC-006 Validation Determination Workflow</w:t>
-      </w:r>
-    </w:p>
-    <w:p>
-      <w:r>
-        <w:t>This proposed Section 29 defines the controlled workflow that executes the accepted DC-006 methods without inventing engineering behaviour. Workflow Design v0.3 remains accepted until this proposed v0.4 application is independently reviewed and accepted.</w:t>
+        <w:t>29. Accepted Controlled Amendment — DC-006 Validation Determination Workflow</w:t>
+      </w:r>
+    </w:p>
+    <w:p>
+      <w:r>
+        <w:t>This accepted Section 29 defines the controlled workflow for the accepted DC-006 methods without inventing engineering behaviour. Workflow Design v0.4 is the accepted current workflow baseline and supersedes v0.3. Machine/catalogue application requires separate authorisation and I9 remains stopped.</w:t>
       </w:r>
     </w:p>
     <w:p>
@@ -24181,12 +24181,12 @@
         <w:pStyle w:val="Heading2"/>
       </w:pPr>
       <w:r>
-        <w:t>29.9 Proposed Application Gate</w:t>
-      </w:r>
-    </w:p>
-    <w:p>
-      <w:r>
-        <w:t>DC-006 design decision is independently accepted. This Section 29 and proposed Workflow Design v0.4 are an authoritative-document application pending independent review. No machine Validation Catalogue promotion, application implementation or I9 resumption is authorised.</w:t>
+        <w:t>29.9 Accepted Application Gate</w:t>
+      </w:r>
+    </w:p>
+    <w:p>
+      <w:r>
+        <w:t>DC-006 design and authoritative-document application are independently accepted. This Section 29 and Workflow Design v0.4 are the accepted current workflow baseline, superseding v0.3. Machine Validation Catalogue promotion and application implementation remain pending separate authorisation; I9 remains stopped.</w:t>
       </w:r>
     </w:p>
     <w:sectPr>
